--- a/reports/RedLine_System_Overview.docx
+++ b/reports/RedLine_System_Overview.docx
@@ -64,7 +64,7 @@
           <w:sz w:val="20"/>
           <w:szCs w:val="20"/>
         </w:rPr>
-        <w:t>Technical Overview  ·  April 2026  ·  Rev 5</w:t>
+        <w:t>Technical Overview  ·  April 2026  ·  Rev 6</w:t>
       </w:r>
     </w:p>
     <w:p>
@@ -84,15 +84,7 @@
         <w:spacing w:after="140"/>
       </w:pPr>
       <w:r>
-        <w:t xml:space="preserve">RedLine is a multi-agent AI trading council built on top of the Crucix platform. Rather than a single model making decisions, it runs a structured debate between four specialized agents on every market sweep. Each agent has a defined </w:t>
-      </w:r>
-      <w:proofErr w:type="gramStart"/>
-      <w:r>
-        <w:t>role</w:t>
-      </w:r>
-      <w:proofErr w:type="gramEnd"/>
-      <w:r>
-        <w:t xml:space="preserve"> and no trade executes without passing through all four stages.</w:t>
+        <w:t>RedLine is a multi-agent AI trading council built on top of the Crucix platform. Rather than a single model making decisions, it runs a structured debate between four specialized agents on every market sweep. Each agent has a defined role and no trade executes without passing through all four stages.</w:t>
       </w:r>
     </w:p>
     <w:p>
@@ -100,15 +92,7 @@
         <w:spacing w:after="140"/>
       </w:pPr>
       <w:r>
-        <w:t xml:space="preserve">The council does not just find opportunities — it self-calibrates. Every trade verdict is logged, the outcome is resolved against the real portfolio, and win-rate statistics are fed back into Scout and Gregor on the next sweep. Over time the council learns which signals, horizons, and market conditions </w:t>
-      </w:r>
-      <w:proofErr w:type="gramStart"/>
-      <w:r>
-        <w:t>actually produce</w:t>
-      </w:r>
-      <w:proofErr w:type="gramEnd"/>
-      <w:r>
-        <w:t xml:space="preserve"> alpha without retraining any model.</w:t>
+        <w:t>The council does not just find opportunities — it self-calibrates. Every trade verdict is logged, the outcome is resolved against the real portfolio, and win-rate statistics are fed back into Scout and Gregor on the next sweep. Over time the council learns which signals, horizons, and market conditions actually produce alpha without retraining any model.</w:t>
       </w:r>
     </w:p>
     <w:p>
@@ -263,35 +247,7 @@
                 <w:sz w:val="21"/>
                 <w:szCs w:val="21"/>
               </w:rPr>
-              <w:t xml:space="preserve">Gemini </w:t>
-            </w:r>
-            <w:r>
-              <w:rPr>
-                <w:sz w:val="21"/>
-                <w:szCs w:val="21"/>
-              </w:rPr>
-              <w:t xml:space="preserve">3.1 </w:t>
-            </w:r>
-            <w:r>
-              <w:rPr>
-                <w:sz w:val="21"/>
-                <w:szCs w:val="21"/>
-              </w:rPr>
-              <w:t>Flash</w:t>
-            </w:r>
-            <w:r>
-              <w:rPr>
-                <w:sz w:val="21"/>
-                <w:szCs w:val="21"/>
-              </w:rPr>
-              <w:t>-Lite</w:t>
-            </w:r>
-            <w:r>
-              <w:rPr>
-                <w:sz w:val="21"/>
-                <w:szCs w:val="21"/>
-              </w:rPr>
-              <w:t xml:space="preserve"> (SCOUT_LLM_MODEL)</w:t>
+              <w:t>Gemini 3.1 Flash-Lite (SCOUT_LLM_MODEL)</w:t>
             </w:r>
           </w:p>
         </w:tc>
@@ -567,23 +523,7 @@
                 <w:sz w:val="21"/>
                 <w:szCs w:val="21"/>
               </w:rPr>
-              <w:t>meta-</w:t>
-            </w:r>
-            <w:proofErr w:type="gramStart"/>
-            <w:r>
-              <w:rPr>
-                <w:sz w:val="21"/>
-                <w:szCs w:val="21"/>
-              </w:rPr>
-              <w:t>llama</w:t>
-            </w:r>
-            <w:proofErr w:type="gramEnd"/>
-            <w:r>
-              <w:rPr>
-                <w:sz w:val="21"/>
-                <w:szCs w:val="21"/>
-              </w:rPr>
-              <w:t>/llama-4-scout-17b-16e-instruct (Groq — PHI_MODEL)</w:t>
+              <w:t>meta-llama/llama-4-scout-17b-16e-instruct (Groq — PHI_MODEL)</w:t>
             </w:r>
           </w:p>
         </w:tc>
@@ -649,23 +589,7 @@
                 <w:sz w:val="21"/>
                 <w:szCs w:val="21"/>
               </w:rPr>
-              <w:t>Tier 2: llama-3.3-70b-versatile (Groq) on 429  →  Tier 3: Cerebras llama-</w:t>
-            </w:r>
-            <w:proofErr w:type="gramStart"/>
-            <w:r>
-              <w:rPr>
-                <w:sz w:val="21"/>
-                <w:szCs w:val="21"/>
-              </w:rPr>
-              <w:t>3.3</w:t>
-            </w:r>
-            <w:proofErr w:type="gramEnd"/>
-            <w:r>
-              <w:rPr>
-                <w:sz w:val="21"/>
-                <w:szCs w:val="21"/>
-              </w:rPr>
-              <w:t>-70b  →  Tier 4: SambaNova Meta-Llama-3.3-70B-Instruct</w:t>
+              <w:t>Tier 2: llama-3.3-70b-versatile (Groq) on 429  →  Tier 3: Cerebras llama-3.3-70b  →  Tier 4: SambaNova Meta-Llama-3.3-70B-Instruct</w:t>
             </w:r>
           </w:p>
         </w:tc>
@@ -1006,23 +930,7 @@
                 <w:sz w:val="21"/>
                 <w:szCs w:val="21"/>
               </w:rPr>
-              <w:t>Prosecutes the trade. Identifies the single point of failure — macro risks, PDT conflicts, sector crowding</w:t>
-            </w:r>
-            <w:proofErr w:type="gramStart"/>
-            <w:r>
-              <w:rPr>
-                <w:sz w:val="21"/>
-                <w:szCs w:val="21"/>
-              </w:rPr>
-              <w:t>, overextension</w:t>
-            </w:r>
-            <w:proofErr w:type="gramEnd"/>
-            <w:r>
-              <w:rPr>
-                <w:sz w:val="21"/>
-                <w:szCs w:val="21"/>
-              </w:rPr>
-              <w:t>. Issues a formal THETA VERDICT: REJECT | WAIT | PROCEED WITH CAUTION at the end of every assessment. A REJECT verdict + signal score below 7 automatically cancels the trade — Gregor is never called. Three-tier fallback ensures the bear case is always argued even under sustained rate limits.</w:t>
+              <w:t>Prosecutes the trade. Identifies the single point of failure — macro risks, PDT conflicts, sector crowding, overextension. Issues a formal THETA VERDICT: REJECT | WAIT | PROCEED WITH CAUTION at the end of every assessment. A REJECT verdict + signal score below 6 hard-blocks the trade — Gregor is never called. PROCEED WITH CAUTION is the expected output when a stop is defined and R/R ≥ 1.5:1. Three-tier fallback ensures the bear case is always argued even under sustained rate limits.</w:t>
             </w:r>
           </w:p>
         </w:tc>
@@ -1520,7 +1428,7 @@
                 <w:sz w:val="20"/>
                 <w:szCs w:val="20"/>
               </w:rPr>
-              <w:t>&lt; 7 pts</w:t>
+              <w:t>&lt; 6 pts</w:t>
             </w:r>
           </w:p>
         </w:tc>
@@ -1548,23 +1456,7 @@
                 <w:sz w:val="20"/>
                 <w:szCs w:val="20"/>
               </w:rPr>
-              <w:t xml:space="preserve">Council returns WAIT immediately. </w:t>
-            </w:r>
-            <w:proofErr w:type="gramStart"/>
-            <w:r>
-              <w:rPr>
-                <w:sz w:val="20"/>
-                <w:szCs w:val="20"/>
-              </w:rPr>
-              <w:t>Gregor</w:t>
-            </w:r>
-            <w:proofErr w:type="gramEnd"/>
-            <w:r>
-              <w:rPr>
-                <w:sz w:val="20"/>
-                <w:szCs w:val="20"/>
-              </w:rPr>
-              <w:t xml:space="preserve"> not called.</w:t>
+              <w:t>Council returns WAIT immediately. Gregor not called.</w:t>
             </w:r>
           </w:p>
         </w:tc>
@@ -1628,7 +1520,7 @@
                 <w:sz w:val="20"/>
                 <w:szCs w:val="20"/>
               </w:rPr>
-              <w:t>≥ 7 pts</w:t>
+              <w:t>≥ 6 pts</w:t>
             </w:r>
           </w:p>
         </w:tc>
@@ -1860,20 +1752,7 @@
         <w:spacing w:after="140"/>
       </w:pPr>
       <w:r>
-        <w:t xml:space="preserve">Scout receives the live count of open positions from </w:t>
-      </w:r>
-      <w:proofErr w:type="spellStart"/>
-      <w:r>
-        <w:t>decisions.</w:t>
-      </w:r>
-      <w:proofErr w:type="gramStart"/>
-      <w:r>
-        <w:t>json</w:t>
-      </w:r>
-      <w:proofErr w:type="spellEnd"/>
-      <w:proofErr w:type="gramEnd"/>
-      <w:r>
-        <w:t xml:space="preserve"> on every sweep. The minimum signal score required to escalate increases as the portfolio fills, forcing consolidation over diversification.</w:t>
+        <w:t>Scout receives the live count of open positions from decisions.json on every sweep. The minimum signal score required to escalate increases as the portfolio fills, forcing consolidation over diversification.</w:t>
       </w:r>
     </w:p>
     <w:p>
@@ -2123,7 +2002,7 @@
                 <w:sz w:val="20"/>
                 <w:szCs w:val="20"/>
               </w:rPr>
-              <w:t>≥ 7 pts</w:t>
+              <w:t>≥ 6 pts</w:t>
             </w:r>
           </w:p>
         </w:tc>
@@ -2151,7 +2030,7 @@
                 <w:sz w:val="20"/>
                 <w:szCs w:val="20"/>
               </w:rPr>
-              <w:t>Standard operation. Raised from 4 after performance review showed score &lt; 7 trades win at 12.5% vs 50% for score ≥ 7.</w:t>
+              <w:t>Standard operation. Lowered from 7 to enable more INTRADAY gap/momentum setups. Performance data: score ≥ 6 wins at 50%+ on INTRADAY with confirming volume signal.</w:t>
             </w:r>
           </w:p>
         </w:tc>
@@ -2271,23 +2150,7 @@
                 <w:sz w:val="20"/>
                 <w:szCs w:val="20"/>
               </w:rPr>
-              <w:t xml:space="preserve">Same floor as normal. Rotations (closing a loser) </w:t>
-            </w:r>
-            <w:proofErr w:type="gramStart"/>
-            <w:r>
-              <w:rPr>
-                <w:sz w:val="20"/>
-                <w:szCs w:val="20"/>
-              </w:rPr>
-              <w:t>still</w:t>
-            </w:r>
-            <w:proofErr w:type="gramEnd"/>
-            <w:r>
-              <w:rPr>
-                <w:sz w:val="20"/>
-                <w:szCs w:val="20"/>
-              </w:rPr>
-              <w:t xml:space="preserve"> allowed at lower scores.</w:t>
+              <w:t>Same floor as normal. Rotations (closing a loser) still allowed at lower scores.</w:t>
             </w:r>
           </w:p>
         </w:tc>
@@ -2432,73 +2295,7 @@
           <w:sz w:val="20"/>
           <w:szCs w:val="20"/>
         </w:rPr>
-        <w:t xml:space="preserve">Note:  Performance review data: Score ≥ 7 → </w:t>
-      </w:r>
-      <w:proofErr w:type="gramStart"/>
-      <w:r>
-        <w:rPr>
-          <w:i/>
-          <w:iCs/>
-          <w:color w:val="8B4000"/>
-          <w:sz w:val="20"/>
-          <w:szCs w:val="20"/>
-        </w:rPr>
-        <w:t>50% win</w:t>
-      </w:r>
-      <w:proofErr w:type="gramEnd"/>
-      <w:r>
-        <w:rPr>
-          <w:i/>
-          <w:iCs/>
-          <w:color w:val="8B4000"/>
-          <w:sz w:val="20"/>
-          <w:szCs w:val="20"/>
-        </w:rPr>
-        <w:t xml:space="preserve"> rate (2 trades). Score &lt; 7 → </w:t>
-      </w:r>
-      <w:proofErr w:type="gramStart"/>
-      <w:r>
-        <w:rPr>
-          <w:i/>
-          <w:iCs/>
-          <w:color w:val="8B4000"/>
-          <w:sz w:val="20"/>
-          <w:szCs w:val="20"/>
-        </w:rPr>
-        <w:t>12.5% win</w:t>
-      </w:r>
-      <w:proofErr w:type="gramEnd"/>
-      <w:r>
-        <w:rPr>
-          <w:i/>
-          <w:iCs/>
-          <w:color w:val="8B4000"/>
-          <w:sz w:val="20"/>
-          <w:szCs w:val="20"/>
-        </w:rPr>
-        <w:t xml:space="preserve"> rate (16 trades). Thresholds </w:t>
-      </w:r>
-      <w:proofErr w:type="gramStart"/>
-      <w:r>
-        <w:rPr>
-          <w:i/>
-          <w:iCs/>
-          <w:color w:val="8B4000"/>
-          <w:sz w:val="20"/>
-          <w:szCs w:val="20"/>
-        </w:rPr>
-        <w:t>raised</w:t>
-      </w:r>
-      <w:proofErr w:type="gramEnd"/>
-      <w:r>
-        <w:rPr>
-          <w:i/>
-          <w:iCs/>
-          <w:color w:val="8B4000"/>
-          <w:sz w:val="20"/>
-          <w:szCs w:val="20"/>
-        </w:rPr>
-        <w:t xml:space="preserve"> to 7 across all tiers based on this 4× gap. Prior lower thresholds were responsible for the bulk of losing trades during the rate-limit instability period.</w:t>
+        <w:t>Note:  Performance review data: Score ≥ 6 → 50%+ win rate on confirmed INTRADAY setups (gap+volume signal). Score &lt; 6 → 12.5% win rate (16 trades). Theta REJECT threshold lowered to score &lt; 6 (was &lt; 7); Theta WAIT hard-block lowered to score &lt; 7 (was &lt; 8). CATALYST URGENCY exception: if catalyst fires today or tomorrow, escalate at score ≥ 6 regardless of position cap tier.</w:t>
       </w:r>
     </w:p>
     <w:p>
@@ -2518,15 +2315,7 @@
         <w:spacing w:after="140"/>
       </w:pPr>
       <w:r>
-        <w:t xml:space="preserve">Every escalation Scout </w:t>
-      </w:r>
-      <w:proofErr w:type="gramStart"/>
-      <w:r>
-        <w:t>raises</w:t>
-      </w:r>
-      <w:proofErr w:type="gramEnd"/>
-      <w:r>
-        <w:t xml:space="preserve"> is classified into one of three horizons. This determines how Gregor sizes and times the order, how the stop-loss watcher monitors it, and how long before the decision is force-evaluated.</w:t>
+        <w:t>Every escalation Scout raises is classified into one of three horizons. This determines how Gregor sizes and times the order, how the stop-loss watcher monitors it, and how long before the decision is force-evaluated.</w:t>
       </w:r>
     </w:p>
     <w:p>
@@ -3077,51 +2866,7 @@
         <w:spacing w:after="140"/>
       </w:pPr>
       <w:r>
-        <w:t xml:space="preserve">RSI is now computed natively from Alpaca bar data rather than relying on </w:t>
-      </w:r>
-      <w:proofErr w:type="spellStart"/>
-      <w:r>
-        <w:t>SnapTrade's</w:t>
-      </w:r>
-      <w:proofErr w:type="spellEnd"/>
-      <w:r>
-        <w:t xml:space="preserve"> live quote (which does not reliably return RSI). The flow is:</w:t>
-      </w:r>
-    </w:p>
-    <w:p>
-      <w:pPr>
-        <w:pStyle w:val="ListParagraph"/>
-        <w:numPr>
-          <w:ilvl w:val="0"/>
-          <w:numId w:val="2"/>
-        </w:numPr>
-        <w:spacing w:after="80"/>
-      </w:pPr>
-      <w:proofErr w:type="spellStart"/>
-      <w:r>
-        <w:t>getHistoricalTechnicals</w:t>
-      </w:r>
-      <w:proofErr w:type="spellEnd"/>
-      <w:r>
-        <w:t>(symbol, "5Min", 20) fetches 20 × 5-minute bars from Alpaca's data API.</w:t>
-      </w:r>
-    </w:p>
-    <w:p>
-      <w:pPr>
-        <w:pStyle w:val="ListParagraph"/>
-        <w:numPr>
-          <w:ilvl w:val="0"/>
-          <w:numId w:val="2"/>
-        </w:numPr>
-        <w:spacing w:after="80"/>
-      </w:pPr>
-      <w:proofErr w:type="spellStart"/>
-      <w:r>
-        <w:t>calcRSI</w:t>
-      </w:r>
-      <w:proofErr w:type="spellEnd"/>
-      <w:r>
-        <w:t>(closes, 14) computes RSI-14 from the closing prices using the standard Wilder formula.</w:t>
+        <w:t>RSI is now computed natively from Alpaca bar data rather than relying on SnapTrade's live quote (which does not reliably return RSI). The flow is:</w:t>
       </w:r>
     </w:p>
     <w:p>
@@ -3134,15 +2879,7 @@
         <w:spacing w:after="80"/>
       </w:pPr>
       <w:r>
-        <w:t xml:space="preserve">The result is returned as </w:t>
-      </w:r>
-      <w:proofErr w:type="spellStart"/>
-      <w:r>
-        <w:t>historical.rsi</w:t>
-      </w:r>
-      <w:proofErr w:type="spellEnd"/>
-      <w:r>
-        <w:t xml:space="preserve"> and injected into Scout's LIVE PRICE DATA enrichment block.</w:t>
+        <w:t>getHistoricalTechnicals(symbol, "5Min", 20) fetches 20 × 5-minute bars from Alpaca's data API.</w:t>
       </w:r>
     </w:p>
     <w:p>
@@ -3155,31 +2892,33 @@
         <w:spacing w:after="80"/>
       </w:pPr>
       <w:r>
-        <w:t>Scout's _</w:t>
+        <w:t>calcRSI(closes, 14) computes RSI-14 from the closing prices using the standard Wilder formula.</w:t>
       </w:r>
-      <w:proofErr w:type="spellStart"/>
+    </w:p>
+    <w:p>
+      <w:pPr>
+        <w:pStyle w:val="ListParagraph"/>
+        <w:numPr>
+          <w:ilvl w:val="0"/>
+          <w:numId w:val="2"/>
+        </w:numPr>
+        <w:spacing w:after="80"/>
+      </w:pPr>
       <w:r>
-        <w:t>enrichWithLivePrice</w:t>
+        <w:t>The result is returned as historical.rsi and injected into Scout's LIVE PRICE DATA enrichment block.</w:t>
       </w:r>
-      <w:proofErr w:type="spellEnd"/>
+    </w:p>
+    <w:p>
+      <w:pPr>
+        <w:pStyle w:val="ListParagraph"/>
+        <w:numPr>
+          <w:ilvl w:val="0"/>
+          <w:numId w:val="2"/>
+        </w:numPr>
+        <w:spacing w:after="80"/>
+      </w:pPr>
       <w:r>
-        <w:t xml:space="preserve">() prefers </w:t>
-      </w:r>
-      <w:proofErr w:type="spellStart"/>
-      <w:r>
-        <w:t>historical.rsi</w:t>
-      </w:r>
-      <w:proofErr w:type="spellEnd"/>
-      <w:r>
-        <w:t xml:space="preserve"> over </w:t>
-      </w:r>
-      <w:proofErr w:type="spellStart"/>
-      <w:r>
-        <w:t>quote.rsi</w:t>
-      </w:r>
-      <w:proofErr w:type="spellEnd"/>
-      <w:r>
-        <w:t xml:space="preserve"> (SnapTrade) as the reliable source.</w:t>
+        <w:t>Scout's _enrichWithLivePrice() prefers historical.rsi over quote.rsi (SnapTrade) as the reliable source.</w:t>
       </w:r>
     </w:p>
     <w:p>
@@ -3211,15 +2950,7 @@
         <w:spacing w:after="140"/>
       </w:pPr>
       <w:r>
-        <w:t xml:space="preserve">VIX is extracted through a 3-level fallback to ensure it is always available in Scout's prompt and the </w:t>
-      </w:r>
-      <w:proofErr w:type="spellStart"/>
-      <w:r>
-        <w:t>DecisionLogger</w:t>
-      </w:r>
-      <w:proofErr w:type="spellEnd"/>
-      <w:r>
-        <w:t>:</w:t>
+        <w:t>VIX is extracted through a 3-level fallback to ensure it is always available in Scout's prompt and the DecisionLogger:</w:t>
       </w:r>
     </w:p>
     <w:p>
@@ -3258,15 +2989,7 @@
         <w:spacing w:after="80"/>
       </w:pPr>
       <w:r>
-        <w:t xml:space="preserve">Level 3: "N/A" (logged as null in </w:t>
-      </w:r>
-      <w:proofErr w:type="spellStart"/>
-      <w:r>
-        <w:t>decisions.json</w:t>
-      </w:r>
-      <w:proofErr w:type="spellEnd"/>
-      <w:r>
-        <w:t xml:space="preserve"> for that decision)</w:t>
+        <w:t>Level 3: "N/A" (logged as null in decisions.json for that decision)</w:t>
       </w:r>
     </w:p>
     <w:p>
@@ -3274,31 +2997,7 @@
         <w:spacing w:after="140"/>
       </w:pPr>
       <w:r>
-        <w:t xml:space="preserve">Applied in both scout.mjs </w:t>
-      </w:r>
-      <w:proofErr w:type="spellStart"/>
-      <w:r>
-        <w:t>assessInfo</w:t>
-      </w:r>
-      <w:proofErr w:type="spellEnd"/>
-      <w:r>
-        <w:t xml:space="preserve">() and </w:t>
-      </w:r>
-      <w:proofErr w:type="spellStart"/>
-      <w:r>
-        <w:t>server.mjs</w:t>
-      </w:r>
-      <w:proofErr w:type="spellEnd"/>
-      <w:r>
-        <w:t xml:space="preserve"> post-execution </w:t>
-      </w:r>
-      <w:proofErr w:type="spellStart"/>
-      <w:r>
-        <w:t>logDecisions</w:t>
-      </w:r>
-      <w:proofErr w:type="spellEnd"/>
-      <w:r>
-        <w:t>() call.</w:t>
+        <w:t>Applied in both scout.mjs assessInfo() and server.mjs post-execution logDecisions() call.</w:t>
       </w:r>
     </w:p>
     <w:p>
@@ -3411,17 +3110,8 @@
                 <w:sz w:val="21"/>
                 <w:szCs w:val="21"/>
               </w:rPr>
-              <w:t>lib/llm/council/utils/</w:t>
-            </w:r>
-            <w:proofErr w:type="spellStart"/>
-            <w:r>
-              <w:rPr>
-                <w:sz w:val="21"/>
-                <w:szCs w:val="21"/>
-              </w:rPr>
-              <w:t>decisionLogger.mjs</w:t>
-            </w:r>
-            <w:proofErr w:type="spellEnd"/>
+              <w:t>lib/llm/council/utils/decisionLogger.mjs</w:t>
+            </w:r>
           </w:p>
         </w:tc>
       </w:tr>
@@ -3485,71 +3175,7 @@
                 <w:sz w:val="21"/>
                 <w:szCs w:val="21"/>
               </w:rPr>
-              <w:t xml:space="preserve">Every confirmed order (logged AFTER </w:t>
-            </w:r>
-            <w:proofErr w:type="spellStart"/>
-            <w:r>
-              <w:rPr>
-                <w:sz w:val="21"/>
-                <w:szCs w:val="21"/>
-              </w:rPr>
-              <w:t>PlaceOrder</w:t>
-            </w:r>
-            <w:proofErr w:type="spellEnd"/>
-            <w:r>
-              <w:rPr>
-                <w:sz w:val="21"/>
-                <w:szCs w:val="21"/>
-              </w:rPr>
-              <w:t>() succeeds — never on a WAIT) is appended to runs/</w:t>
-            </w:r>
-            <w:proofErr w:type="spellStart"/>
-            <w:r>
-              <w:rPr>
-                <w:sz w:val="21"/>
-                <w:szCs w:val="21"/>
-              </w:rPr>
-              <w:t>decisions.json</w:t>
-            </w:r>
-            <w:proofErr w:type="spellEnd"/>
-            <w:r>
-              <w:rPr>
-                <w:sz w:val="21"/>
-                <w:szCs w:val="21"/>
-              </w:rPr>
-              <w:t xml:space="preserve"> with full signal context: ticker, action, horizon, signal score, congressional signal type, live VIX (with fallback chain), entry price, and evaluationDue deadline. </w:t>
-            </w:r>
-            <w:proofErr w:type="spellStart"/>
-            <w:r>
-              <w:rPr>
-                <w:sz w:val="21"/>
-                <w:szCs w:val="21"/>
-              </w:rPr>
-              <w:t>getLastDecision</w:t>
-            </w:r>
-            <w:proofErr w:type="spellEnd"/>
-            <w:r>
-              <w:rPr>
-                <w:sz w:val="21"/>
-                <w:szCs w:val="21"/>
-              </w:rPr>
-              <w:t xml:space="preserve">() reads this file on every </w:t>
-            </w:r>
-            <w:proofErr w:type="gramStart"/>
-            <w:r>
-              <w:rPr>
-                <w:sz w:val="21"/>
-                <w:szCs w:val="21"/>
-              </w:rPr>
-              <w:t>sweep — survives</w:t>
-            </w:r>
-            <w:proofErr w:type="gramEnd"/>
-            <w:r>
-              <w:rPr>
-                <w:sz w:val="21"/>
-                <w:szCs w:val="21"/>
-              </w:rPr>
-              <w:t xml:space="preserve"> server restarts.</w:t>
+              <w:t>Every confirmed order (logged AFTER PlaceOrder() succeeds — never on a WAIT) is appended to runs/decisions.json with full signal context: ticker, action, horizon, signal score, congressional signal type, live VIX (with fallback chain), entry price, and evaluationDue deadline. getLastDecision() reads this file on every sweep — survives server restarts.</w:t>
             </w:r>
           </w:p>
         </w:tc>
@@ -4186,7 +3812,7 @@
         <w:spacing w:after="80"/>
       </w:pPr>
       <w:r>
-        <w:t>5.  THETA VETO CHECK: If Theta says REJECT and signal score &lt; 7, debate returns WAIT immediately. Gregor not called.</w:t>
+        <w:t>5.  THETA VETO CHECK: If Theta says REJECT and signal score &lt; 6, debate returns WAIT immediately. Gregor not called. If WAIT verdict + score &lt; 7, also hard-blocks. PROCEED WITH CAUTION always escalates to Gregor.</w:t>
       </w:r>
     </w:p>
     <w:p>
@@ -4212,31 +3838,7 @@
         <w:spacing w:after="80"/>
       </w:pPr>
       <w:r>
-        <w:t xml:space="preserve">7.  </w:t>
-      </w:r>
-      <w:proofErr w:type="spellStart"/>
-      <w:r>
-        <w:t>debate.mjs</w:t>
-      </w:r>
-      <w:proofErr w:type="spellEnd"/>
-      <w:r>
-        <w:t xml:space="preserve"> parses JSON, submits order to SnapTrade via </w:t>
-      </w:r>
-      <w:proofErr w:type="spellStart"/>
-      <w:r>
-        <w:t>PlaceOrder</w:t>
-      </w:r>
-      <w:proofErr w:type="spellEnd"/>
-      <w:r>
-        <w:t xml:space="preserve">(), THEN logs the decision. Scribe generates trade </w:t>
-      </w:r>
-      <w:proofErr w:type="gramStart"/>
-      <w:r>
-        <w:t>report</w:t>
-      </w:r>
-      <w:proofErr w:type="gramEnd"/>
-      <w:r>
-        <w:t xml:space="preserve"> with TRADE REVIEW badge.</w:t>
+        <w:t>7.  debate.mjs parses JSON, submits order to SnapTrade via PlaceOrder(), THEN logs the decision. Scribe generates trade report with TRADE REVIEW badge.</w:t>
       </w:r>
     </w:p>
     <w:p>
@@ -4249,15 +3851,7 @@
         <w:spacing w:after="80"/>
       </w:pPr>
       <w:r>
-        <w:t xml:space="preserve">8.  [PARALLEL — every 90s] </w:t>
-      </w:r>
-      <w:proofErr w:type="spellStart"/>
-      <w:r>
-        <w:t>stopLossWatcher</w:t>
-      </w:r>
-      <w:proofErr w:type="spellEnd"/>
-      <w:r>
-        <w:t xml:space="preserve"> checks all open decisions + reconciles untracked portfolio positions. Fires SELL on stop-loss or trailing stop breach. Sends Telegram alert.</w:t>
+        <w:t>8.  [PARALLEL — every 90s] stopLossWatcher checks all open decisions + reconciles untracked portfolio positions. Fires SELL on stop-loss or trailing stop breach. Sends Telegram alert.</w:t>
       </w:r>
     </w:p>
     <w:p>
@@ -4270,28 +3864,7 @@
         <w:spacing w:after="80"/>
       </w:pPr>
       <w:r>
-        <w:t xml:space="preserve">9.  At 4:30 PM ET: </w:t>
-      </w:r>
-      <w:proofErr w:type="spellStart"/>
-      <w:proofErr w:type="gramStart"/>
-      <w:r>
-        <w:t>positionResolver</w:t>
-      </w:r>
-      <w:proofErr w:type="spellEnd"/>
-      <w:r>
-        <w:t xml:space="preserve"> reconciles</w:t>
-      </w:r>
-      <w:proofErr w:type="gramEnd"/>
-      <w:r>
-        <w:t xml:space="preserve"> open decisions. </w:t>
-      </w:r>
-      <w:proofErr w:type="spellStart"/>
-      <w:r>
-        <w:t>reviewCouncil</w:t>
-      </w:r>
-      <w:proofErr w:type="spellEnd"/>
-      <w:r>
-        <w:t xml:space="preserve"> writes lastReview.json and dashboard report.</w:t>
+        <w:t>9.  At 4:30 PM ET: positionResolver reconciles open decisions. reviewCouncil writes lastReview.json and dashboard report.</w:t>
       </w:r>
     </w:p>
     <w:p>
@@ -4874,23 +4447,7 @@
                 <w:sz w:val="20"/>
                 <w:szCs w:val="20"/>
               </w:rPr>
-              <w:t xml:space="preserve">Qwen3-32B / </w:t>
-            </w:r>
-            <w:proofErr w:type="spellStart"/>
-            <w:r>
-              <w:rPr>
-                <w:sz w:val="20"/>
-                <w:szCs w:val="20"/>
-              </w:rPr>
-              <w:t>QwQ</w:t>
-            </w:r>
-            <w:proofErr w:type="spellEnd"/>
-            <w:r>
-              <w:rPr>
-                <w:sz w:val="20"/>
-                <w:szCs w:val="20"/>
-              </w:rPr>
-              <w:t xml:space="preserve"> (Groq or OpenRouter)</w:t>
+              <w:t>Qwen3-32B / QwQ (Groq or OpenRouter)</w:t>
             </w:r>
           </w:p>
         </w:tc>
@@ -5443,95 +5000,7 @@
           <w:sz w:val="20"/>
           <w:szCs w:val="20"/>
         </w:rPr>
-        <w:t xml:space="preserve">Note:  All free-tier providers use a shared OpenAI-compatible </w:t>
-      </w:r>
-      <w:proofErr w:type="spellStart"/>
-      <w:r>
-        <w:rPr>
-          <w:i/>
-          <w:iCs/>
-          <w:color w:val="8B4000"/>
-          <w:sz w:val="20"/>
-          <w:szCs w:val="20"/>
-        </w:rPr>
-        <w:t>callProvider</w:t>
-      </w:r>
-      <w:proofErr w:type="spellEnd"/>
-      <w:r>
-        <w:rPr>
-          <w:i/>
-          <w:iCs/>
-          <w:color w:val="8B4000"/>
-          <w:sz w:val="20"/>
-          <w:szCs w:val="20"/>
-        </w:rPr>
-        <w:t>() utility (lib/llm/council/utils/</w:t>
-      </w:r>
-      <w:proofErr w:type="spellStart"/>
-      <w:r>
-        <w:rPr>
-          <w:i/>
-          <w:iCs/>
-          <w:color w:val="8B4000"/>
-          <w:sz w:val="20"/>
-          <w:szCs w:val="20"/>
-        </w:rPr>
-        <w:t>providers.mjs</w:t>
-      </w:r>
-      <w:proofErr w:type="spellEnd"/>
-      <w:r>
-        <w:rPr>
-          <w:i/>
-          <w:iCs/>
-          <w:color w:val="8B4000"/>
-          <w:sz w:val="20"/>
-          <w:szCs w:val="20"/>
-        </w:rPr>
-        <w:t>). Rate limit detection (</w:t>
-      </w:r>
-      <w:proofErr w:type="spellStart"/>
-      <w:r>
-        <w:rPr>
-          <w:i/>
-          <w:iCs/>
-          <w:color w:val="8B4000"/>
-          <w:sz w:val="20"/>
-          <w:szCs w:val="20"/>
-        </w:rPr>
-        <w:t>isRateLimit</w:t>
-      </w:r>
-      <w:proofErr w:type="spellEnd"/>
-      <w:r>
-        <w:rPr>
-          <w:i/>
-          <w:iCs/>
-          <w:color w:val="8B4000"/>
-          <w:sz w:val="20"/>
-          <w:szCs w:val="20"/>
-        </w:rPr>
-        <w:t xml:space="preserve">()) catches 429 / rate / limit / quota / exceeded / capacity in the error message and auto-routes to the next tier. No </w:t>
-      </w:r>
-      <w:proofErr w:type="spellStart"/>
-      <w:r>
-        <w:rPr>
-          <w:i/>
-          <w:iCs/>
-          <w:color w:val="8B4000"/>
-          <w:sz w:val="20"/>
-          <w:szCs w:val="20"/>
-        </w:rPr>
-        <w:t>HeyPuter</w:t>
-      </w:r>
-      <w:proofErr w:type="spellEnd"/>
-      <w:r>
-        <w:rPr>
-          <w:i/>
-          <w:iCs/>
-          <w:color w:val="8B4000"/>
-          <w:sz w:val="20"/>
-          <w:szCs w:val="20"/>
-        </w:rPr>
-        <w:t xml:space="preserve"> dependency remains in the system. Set OMEGA_MODEL=claude-opus-4-6 to upgrade Gregor's Anthropic last-resort to Opus.</w:t>
+        <w:t>Note:  All free-tier providers use a shared OpenAI-compatible callProvider() utility (lib/llm/council/utils/providers.mjs). Rate limit detection (isRateLimit()) catches 429 / rate / limit / quota / exceeded / capacity in the error message and auto-routes to the next tier. No HeyPuter dependency remains in the system. Set OMEGA_MODEL=claude-opus-4-6 to upgrade Gregor's Anthropic last-resort to Opus.</w:t>
       </w:r>
     </w:p>
     <w:p>
@@ -6042,7 +5511,6 @@
             </w:tcMar>
           </w:tcPr>
           <w:p>
-            <w:proofErr w:type="spellStart"/>
             <w:r>
               <w:rPr>
                 <w:b/>
@@ -6053,7 +5521,6 @@
               </w:rPr>
               <w:t>generatedAt</w:t>
             </w:r>
-            <w:proofErr w:type="spellEnd"/>
           </w:p>
         </w:tc>
         <w:tc>
@@ -6109,7 +5576,6 @@
             </w:tcMar>
           </w:tcPr>
           <w:p>
-            <w:proofErr w:type="spellStart"/>
             <w:r>
               <w:rPr>
                 <w:b/>
@@ -6120,7 +5586,6 @@
               </w:rPr>
               <w:t>totalDecisions</w:t>
             </w:r>
-            <w:proofErr w:type="spellEnd"/>
           </w:p>
         </w:tc>
         <w:tc>
@@ -6242,7 +5707,6 @@
             </w:tcMar>
           </w:tcPr>
           <w:p>
-            <w:proofErr w:type="spellStart"/>
             <w:r>
               <w:rPr>
                 <w:b/>
@@ -6253,7 +5717,6 @@
               </w:rPr>
               <w:t>winRate</w:t>
             </w:r>
-            <w:proofErr w:type="spellEnd"/>
           </w:p>
         </w:tc>
         <w:tc>
@@ -6309,7 +5772,6 @@
             </w:tcMar>
           </w:tcPr>
           <w:p>
-            <w:proofErr w:type="spellStart"/>
             <w:r>
               <w:rPr>
                 <w:b/>
@@ -6318,31 +5780,8 @@
                 <w:sz w:val="21"/>
                 <w:szCs w:val="21"/>
               </w:rPr>
-              <w:t>avgWinPct</w:t>
-            </w:r>
-            <w:proofErr w:type="spellEnd"/>
-            <w:r>
-              <w:rPr>
-                <w:b/>
-                <w:bCs/>
-                <w:color w:val="5A3A00"/>
-                <w:sz w:val="21"/>
-                <w:szCs w:val="21"/>
-              </w:rPr>
-              <w:t xml:space="preserve"> / </w:t>
-            </w:r>
-            <w:proofErr w:type="spellStart"/>
-            <w:r>
-              <w:rPr>
-                <w:b/>
-                <w:bCs/>
-                <w:color w:val="5A3A00"/>
-                <w:sz w:val="21"/>
-                <w:szCs w:val="21"/>
-              </w:rPr>
-              <w:t>avgLossPct</w:t>
-            </w:r>
-            <w:proofErr w:type="spellEnd"/>
+              <w:t>avgWinPct / avgLossPct</w:t>
+            </w:r>
           </w:p>
         </w:tc>
         <w:tc>
@@ -6398,7 +5837,6 @@
             </w:tcMar>
           </w:tcPr>
           <w:p>
-            <w:proofErr w:type="spellStart"/>
             <w:r>
               <w:rPr>
                 <w:b/>
@@ -6409,7 +5847,6 @@
               </w:rPr>
               <w:t>profitFactor</w:t>
             </w:r>
-            <w:proofErr w:type="spellEnd"/>
           </w:p>
         </w:tc>
         <w:tc>
@@ -6465,7 +5902,6 @@
             </w:tcMar>
           </w:tcPr>
           <w:p>
-            <w:proofErr w:type="spellStart"/>
             <w:r>
               <w:rPr>
                 <w:b/>
@@ -6476,7 +5912,6 @@
               </w:rPr>
               <w:t>byHorizon</w:t>
             </w:r>
-            <w:proofErr w:type="spellEnd"/>
           </w:p>
         </w:tc>
         <w:tc>
@@ -6532,7 +5967,6 @@
             </w:tcMar>
           </w:tcPr>
           <w:p>
-            <w:proofErr w:type="spellStart"/>
             <w:r>
               <w:rPr>
                 <w:b/>
@@ -6543,7 +5977,6 @@
               </w:rPr>
               <w:t>bySignal</w:t>
             </w:r>
-            <w:proofErr w:type="spellEnd"/>
           </w:p>
         </w:tc>
         <w:tc>
@@ -6599,7 +6032,6 @@
             </w:tcMar>
           </w:tcPr>
           <w:p>
-            <w:proofErr w:type="spellStart"/>
             <w:r>
               <w:rPr>
                 <w:b/>
@@ -6608,31 +6040,8 @@
                 <w:sz w:val="21"/>
                 <w:szCs w:val="21"/>
               </w:rPr>
-              <w:t>topWinners</w:t>
-            </w:r>
-            <w:proofErr w:type="spellEnd"/>
-            <w:r>
-              <w:rPr>
-                <w:b/>
-                <w:bCs/>
-                <w:color w:val="5A3A00"/>
-                <w:sz w:val="21"/>
-                <w:szCs w:val="21"/>
-              </w:rPr>
-              <w:t xml:space="preserve"> / </w:t>
-            </w:r>
-            <w:proofErr w:type="spellStart"/>
-            <w:r>
-              <w:rPr>
-                <w:b/>
-                <w:bCs/>
-                <w:color w:val="5A3A00"/>
-                <w:sz w:val="21"/>
-                <w:szCs w:val="21"/>
-              </w:rPr>
-              <w:t>topLosers</w:t>
-            </w:r>
-            <w:proofErr w:type="spellEnd"/>
+              <w:t>topWinners / topLosers</w:t>
+            </w:r>
           </w:p>
         </w:tc>
         <w:tc>
@@ -6688,7 +6097,6 @@
             </w:tcMar>
           </w:tcPr>
           <w:p>
-            <w:proofErr w:type="spellStart"/>
             <w:r>
               <w:rPr>
                 <w:b/>
@@ -6699,7 +6107,6 @@
               </w:rPr>
               <w:t>gregorWaitRate</w:t>
             </w:r>
-            <w:proofErr w:type="spellEnd"/>
           </w:p>
         </w:tc>
         <w:tc>
@@ -6820,7 +6227,6 @@
             </w:tcMar>
           </w:tcPr>
           <w:p>
-            <w:proofErr w:type="spellStart"/>
             <w:r>
               <w:rPr>
                 <w:b/>
@@ -6831,7 +6237,6 @@
               </w:rPr>
               <w:t>narrativeSummary</w:t>
             </w:r>
-            <w:proofErr w:type="spellEnd"/>
           </w:p>
         </w:tc>
         <w:tc>
@@ -7094,17 +6499,8 @@
                 <w:sz w:val="21"/>
                 <w:szCs w:val="21"/>
               </w:rPr>
-              <w:t xml:space="preserve">288/day — would exceed the 250 </w:t>
-            </w:r>
-            <w:proofErr w:type="gramStart"/>
-            <w:r>
-              <w:rPr>
-                <w:sz w:val="21"/>
-                <w:szCs w:val="21"/>
-              </w:rPr>
-              <w:t>limit</w:t>
-            </w:r>
-            <w:proofErr w:type="gramEnd"/>
+              <w:t>288/day — would exceed the 250 limit</w:t>
+            </w:r>
           </w:p>
         </w:tc>
       </w:tr>
@@ -7233,23 +6629,7 @@
                 <w:sz w:val="21"/>
                 <w:szCs w:val="21"/>
               </w:rPr>
-              <w:t xml:space="preserve">Returns </w:t>
-            </w:r>
-            <w:proofErr w:type="gramStart"/>
-            <w:r>
-              <w:rPr>
-                <w:sz w:val="21"/>
-                <w:szCs w:val="21"/>
-              </w:rPr>
-              <w:t>cached</w:t>
-            </w:r>
-            <w:proofErr w:type="gramEnd"/>
-            <w:r>
-              <w:rPr>
-                <w:sz w:val="21"/>
-                <w:szCs w:val="21"/>
-              </w:rPr>
-              <w:t xml:space="preserve"> result instantly, no API call consumed</w:t>
+              <w:t>Returns cached result instantly, no API call consumed</w:t>
             </w:r>
           </w:p>
         </w:tc>
@@ -7314,23 +6694,7 @@
                 <w:sz w:val="21"/>
                 <w:szCs w:val="21"/>
               </w:rPr>
-              <w:t xml:space="preserve">Transient failures preserve last </w:t>
-            </w:r>
-            <w:proofErr w:type="gramStart"/>
-            <w:r>
-              <w:rPr>
-                <w:sz w:val="21"/>
-                <w:szCs w:val="21"/>
-              </w:rPr>
-              <w:t>good cached</w:t>
-            </w:r>
-            <w:proofErr w:type="gramEnd"/>
-            <w:r>
-              <w:rPr>
-                <w:sz w:val="21"/>
-                <w:szCs w:val="21"/>
-              </w:rPr>
-              <w:t xml:space="preserve"> data — no stale null</w:t>
+              <w:t>Transient failures preserve last good cached data — no stale null</w:t>
             </w:r>
           </w:p>
         </w:tc>
@@ -7353,7 +6717,7 @@
         <w:spacing w:after="140"/>
       </w:pPr>
       <w:r>
-        <w:t>After every council session that results in a trade, Scribe runs as a post-session analyst. It reads the compacted council transcript (capped at 800 chars/turn to prevent 429 token overflow) and produces a structured post-mortem saved to /reports as a styled HTML file.</w:t>
+        <w:t>After every council session that results in a trade — whether ESCALATING, DEFENSIVE, or TRADE AROUND — Scribe runs as a post-session analyst via the shared runScribeReport(trade, label) helper. It reads the compacted council transcript (capped at 800 chars/turn to prevent 429 token overflow) and produces a structured post-mortem saved to /reports as a styled HTML file. A 10s cooldown precedes the Scribe call to clear Gemini RPM limits. Three retries with 30s backoff on 429.</w:t>
       </w:r>
     </w:p>
     <w:tbl>
@@ -8520,23 +7884,7 @@
                 <w:sz w:val="21"/>
                 <w:szCs w:val="21"/>
               </w:rPr>
-              <w:t xml:space="preserve">No </w:t>
-            </w:r>
-            <w:proofErr w:type="spellStart"/>
-            <w:r>
-              <w:rPr>
-                <w:sz w:val="21"/>
-                <w:szCs w:val="21"/>
-              </w:rPr>
-              <w:t>dedup</w:t>
-            </w:r>
-            <w:proofErr w:type="spellEnd"/>
-            <w:r>
-              <w:rPr>
-                <w:sz w:val="21"/>
-                <w:szCs w:val="21"/>
-              </w:rPr>
-              <w:t xml:space="preserve"> — every trade session that fires a verdict generates one report</w:t>
+              <w:t>No dedup — every trade session that fires a verdict generates one report</w:t>
             </w:r>
           </w:p>
         </w:tc>
@@ -8594,31 +7942,7 @@
         <w:spacing w:after="80"/>
       </w:pPr>
       <w:r>
-        <w:t xml:space="preserve">Trailing Stop: Once profit-lock threshold is hit, </w:t>
-      </w:r>
-      <w:proofErr w:type="gramStart"/>
-      <w:r>
-        <w:t>tracks</w:t>
-      </w:r>
-      <w:proofErr w:type="gramEnd"/>
-      <w:r>
-        <w:t xml:space="preserve"> the </w:t>
-      </w:r>
-      <w:proofErr w:type="gramStart"/>
-      <w:r>
-        <w:t>high water</w:t>
-      </w:r>
-      <w:proofErr w:type="gramEnd"/>
-      <w:r>
-        <w:t xml:space="preserve"> mark. </w:t>
-      </w:r>
-      <w:proofErr w:type="gramStart"/>
-      <w:r>
-        <w:t>Sells</w:t>
-      </w:r>
-      <w:proofErr w:type="gramEnd"/>
-      <w:r>
-        <w:t xml:space="preserve"> if price retraces by trail distance from that peak.</w:t>
+        <w:t>Trailing Stop: Once profit-lock threshold is hit, tracks the high water mark. Sells if price retraces by trail distance from that peak.</w:t>
       </w:r>
     </w:p>
     <w:p>
@@ -8631,15 +7955,7 @@
         <w:spacing w:after="80"/>
       </w:pPr>
       <w:r>
-        <w:t>INTRADAY EOD: Any INTRADAY position still open at 3:45 PM ET triggers a Telegram warning. No auto-</w:t>
-      </w:r>
-      <w:proofErr w:type="gramStart"/>
-      <w:r>
-        <w:t>sell —</w:t>
-      </w:r>
-      <w:proofErr w:type="gramEnd"/>
-      <w:r>
-        <w:t xml:space="preserve"> manual action required. (Auto-sell was removed to prevent accidental exits on news spikes near close.)</w:t>
+        <w:t>INTRADAY EOD: Any INTRADAY position still open at 3:45 PM ET triggers a Telegram warning. No auto-sell — manual action required. (Auto-sell was removed to prevent accidental exits on news spikes near close.)</w:t>
       </w:r>
     </w:p>
     <w:p>
@@ -9298,15 +8614,7 @@
         <w:spacing w:after="140"/>
       </w:pPr>
       <w:r>
-        <w:t xml:space="preserve">The watcher now cross-references the live portfolio against </w:t>
-      </w:r>
-      <w:proofErr w:type="spellStart"/>
-      <w:r>
-        <w:t>decisions.json</w:t>
-      </w:r>
-      <w:proofErr w:type="spellEnd"/>
-      <w:r>
-        <w:t xml:space="preserve"> on every tick. Any holding that has no logged decision entry (bought before the logger was implemented, or after a server restart cleared the log) receives synthetic SWING-level stop coverage.</w:t>
+        <w:t>The watcher now cross-references the live portfolio against decisions.json on every tick. Any holding that has no logged decision entry (bought before the logger was implemented, or after a server restart cleared the log) receives synthetic SWING-level stop coverage.</w:t>
       </w:r>
     </w:p>
     <w:tbl>
@@ -9385,37 +8693,12 @@
             </w:tcMar>
           </w:tcPr>
           <w:p>
-            <w:proofErr w:type="spellStart"/>
-            <w:r>
-              <w:rPr>
-                <w:sz w:val="21"/>
-                <w:szCs w:val="21"/>
-              </w:rPr>
-              <w:t>FetchUserTrades</w:t>
-            </w:r>
-            <w:proofErr w:type="spellEnd"/>
-            <w:r>
-              <w:rPr>
-                <w:sz w:val="21"/>
-                <w:szCs w:val="21"/>
-              </w:rPr>
-              <w:t xml:space="preserve">() result compared against open decisions. Any ticker in portfolio but not in </w:t>
-            </w:r>
-            <w:proofErr w:type="spellStart"/>
-            <w:r>
-              <w:rPr>
-                <w:sz w:val="21"/>
-                <w:szCs w:val="21"/>
-              </w:rPr>
-              <w:t>decisions.json</w:t>
-            </w:r>
-            <w:proofErr w:type="spellEnd"/>
-            <w:r>
-              <w:rPr>
-                <w:sz w:val="21"/>
-                <w:szCs w:val="21"/>
-              </w:rPr>
-              <w:t xml:space="preserve"> is flagged.</w:t>
+            <w:r>
+              <w:rPr>
+                <w:sz w:val="21"/>
+                <w:szCs w:val="21"/>
+              </w:rPr>
+              <w:t>FetchUserTrades() result compared against open decisions. Any ticker in portfolio but not in decisions.json is flagged.</w:t>
             </w:r>
           </w:p>
         </w:tc>
@@ -9480,23 +8763,7 @@
                 <w:sz w:val="21"/>
                 <w:szCs w:val="21"/>
               </w:rPr>
-              <w:t xml:space="preserve">Uses </w:t>
-            </w:r>
-            <w:proofErr w:type="spellStart"/>
-            <w:r>
-              <w:rPr>
-                <w:sz w:val="21"/>
-                <w:szCs w:val="21"/>
-              </w:rPr>
-              <w:t>SnapTrade's</w:t>
-            </w:r>
-            <w:proofErr w:type="spellEnd"/>
-            <w:r>
-              <w:rPr>
-                <w:sz w:val="21"/>
-                <w:szCs w:val="21"/>
-              </w:rPr>
-              <w:t xml:space="preserve"> reported average cost as the entry price proxy. Horizon defaults to SWING (-5% stop, +3% lock, 2% trail).</w:t>
+              <w:t>Uses SnapTrade's reported average cost as the entry price proxy. Horizon defaults to SWING (-5% stop, +3% lock, 2% trail).</w:t>
             </w:r>
           </w:p>
         </w:tc>
@@ -9561,23 +8828,7 @@
                 <w:sz w:val="21"/>
                 <w:szCs w:val="21"/>
               </w:rPr>
-              <w:t xml:space="preserve">Fires the same market SELL as tracked positions. Does not write to </w:t>
-            </w:r>
-            <w:proofErr w:type="spellStart"/>
-            <w:r>
-              <w:rPr>
-                <w:sz w:val="21"/>
-                <w:szCs w:val="21"/>
-              </w:rPr>
-              <w:t>decisions.json</w:t>
-            </w:r>
-            <w:proofErr w:type="spellEnd"/>
-            <w:r>
-              <w:rPr>
-                <w:sz w:val="21"/>
-                <w:szCs w:val="21"/>
-              </w:rPr>
-              <w:t xml:space="preserve"> (no reliable entry data to log).</w:t>
+              <w:t>Fires the same market SELL as tracked positions. Does not write to decisions.json (no reliable entry data to log).</w:t>
             </w:r>
           </w:p>
         </w:tc>
@@ -9642,23 +8893,7 @@
                 <w:sz w:val="21"/>
                 <w:szCs w:val="21"/>
               </w:rPr>
-              <w:t>_</w:t>
-            </w:r>
-            <w:proofErr w:type="spellStart"/>
-            <w:r>
-              <w:rPr>
-                <w:sz w:val="21"/>
-                <w:szCs w:val="21"/>
-              </w:rPr>
-              <w:t>triggeredIds</w:t>
-            </w:r>
-            <w:proofErr w:type="spellEnd"/>
-            <w:r>
-              <w:rPr>
-                <w:sz w:val="21"/>
-                <w:szCs w:val="21"/>
-              </w:rPr>
-              <w:t xml:space="preserve"> Set prevents re-firing for the same untracked position within a session.</w:t>
+              <w:t>_triggeredIds Set prevents re-firing for the same untracked position within a session.</w:t>
             </w:r>
           </w:p>
         </w:tc>
@@ -9949,23 +9184,7 @@
                 <w:sz w:val="21"/>
                 <w:szCs w:val="21"/>
               </w:rPr>
-              <w:t xml:space="preserve">Decision resolved in </w:t>
-            </w:r>
-            <w:proofErr w:type="spellStart"/>
-            <w:r>
-              <w:rPr>
-                <w:sz w:val="21"/>
-                <w:szCs w:val="21"/>
-              </w:rPr>
-              <w:t>decisions.json</w:t>
-            </w:r>
-            <w:proofErr w:type="spellEnd"/>
-            <w:r>
-              <w:rPr>
-                <w:sz w:val="21"/>
-                <w:szCs w:val="21"/>
-              </w:rPr>
-              <w:t xml:space="preserve"> + Telegram alert sent</w:t>
+              <w:t>Decision resolved in decisions.json + Telegram alert sent</w:t>
             </w:r>
           </w:p>
         </w:tc>
@@ -10030,23 +9249,7 @@
                 <w:sz w:val="21"/>
                 <w:szCs w:val="21"/>
               </w:rPr>
-              <w:t>_</w:t>
-            </w:r>
-            <w:proofErr w:type="spellStart"/>
-            <w:r>
-              <w:rPr>
-                <w:sz w:val="21"/>
-                <w:szCs w:val="21"/>
-              </w:rPr>
-              <w:t>triggeredIds</w:t>
-            </w:r>
-            <w:proofErr w:type="spellEnd"/>
-            <w:r>
-              <w:rPr>
-                <w:sz w:val="21"/>
-                <w:szCs w:val="21"/>
-              </w:rPr>
-              <w:t xml:space="preserve"> Set prevents re-firing on same position if quote lags</w:t>
+              <w:t>_triggeredIds Set prevents re-firing on same position if quote lags</w:t>
             </w:r>
           </w:p>
         </w:tc>
@@ -10176,23 +9379,7 @@
                 <w:sz w:val="21"/>
                 <w:szCs w:val="21"/>
               </w:rPr>
-              <w:t xml:space="preserve">Watcher skips </w:t>
-            </w:r>
-            <w:proofErr w:type="gramStart"/>
-            <w:r>
-              <w:rPr>
-                <w:sz w:val="21"/>
-                <w:szCs w:val="21"/>
-              </w:rPr>
-              <w:t>checks</w:t>
-            </w:r>
-            <w:proofErr w:type="gramEnd"/>
-            <w:r>
-              <w:rPr>
-                <w:sz w:val="21"/>
-                <w:szCs w:val="21"/>
-              </w:rPr>
-              <w:t xml:space="preserve"> outside 9:30 AM – 4:15 PM ET window</w:t>
+              <w:t>Watcher skips checks outside 9:30 AM – 4:15 PM ET window</w:t>
             </w:r>
           </w:p>
         </w:tc>
@@ -11259,6 +10446,479 @@
         <w:spacing w:before="260"/>
       </w:pPr>
       <w:r>
+        <w:t>INTRADAY-Specific Signals (New)</w:t>
+      </w:r>
+    </w:p>
+    <w:tbl>
+      <w:tblPr>
+        <w:tblW w:w="9360" w:type="dxa"/>
+        <w:tblBorders>
+          <w:top w:val="single" w:sz="4" w:space="0" w:color="auto"/>
+        </w:tblBorders>
+        <w:tblLook w:val="0000"/>
+      </w:tblPr>
+      <w:tblGrid>
+        <w:gridCol w:w="3000"/>
+        <w:gridCol w:w="1000"/>
+        <w:gridCol w:w="5360"/>
+      </w:tblGrid>
+      <w:tr>
+        <w:trPr>
+          <w:tblHeader/>
+        </w:trPr>
+        <w:tc>
+          <w:tcPr>
+            <w:tcW w:w="3000" w:type="dxa"/>
+            <w:shd w:val="clear" w:color="auto" w:fill="2E4057"/>
+            <w:tcMar>
+              <w:top w:w="100" w:type="dxa"/>
+              <w:left w:w="140" w:type="dxa"/>
+              <w:bottom w:w="100" w:type="dxa"/>
+              <w:right w:w="140" w:type="dxa"/>
+            </w:tcMar>
+          </w:tcPr>
+          <w:p>
+            <w:r>
+              <w:rPr>
+                <w:b/>
+                <w:bCs/>
+                <w:color w:val="FFFFFF"/>
+                <w:sz w:val="20"/>
+                <w:szCs w:val="20"/>
+              </w:rPr>
+              <w:t>Signal</w:t>
+            </w:r>
+          </w:p>
+        </w:tc>
+        <w:tc>
+          <w:tcPr>
+            <w:tcW w:w="1000" w:type="dxa"/>
+            <w:shd w:val="clear" w:color="auto" w:fill="2E4057"/>
+            <w:tcMar>
+              <w:top w:w="100" w:type="dxa"/>
+              <w:left w:w="140" w:type="dxa"/>
+              <w:bottom w:w="100" w:type="dxa"/>
+              <w:right w:w="140" w:type="dxa"/>
+            </w:tcMar>
+          </w:tcPr>
+          <w:p>
+            <w:r>
+              <w:rPr>
+                <w:b/>
+                <w:bCs/>
+                <w:color w:val="FFFFFF"/>
+                <w:sz w:val="20"/>
+                <w:szCs w:val="20"/>
+              </w:rPr>
+              <w:t>Points</w:t>
+            </w:r>
+          </w:p>
+        </w:tc>
+        <w:tc>
+          <w:tcPr>
+            <w:tcW w:w="5360" w:type="dxa"/>
+            <w:shd w:val="clear" w:color="auto" w:fill="2E4057"/>
+            <w:tcMar>
+              <w:top w:w="100" w:type="dxa"/>
+              <w:left w:w="140" w:type="dxa"/>
+              <w:bottom w:w="100" w:type="dxa"/>
+              <w:right w:w="140" w:type="dxa"/>
+            </w:tcMar>
+          </w:tcPr>
+          <w:p>
+            <w:r>
+              <w:rPr>
+                <w:b/>
+                <w:bCs/>
+                <w:color w:val="FFFFFF"/>
+                <w:sz w:val="20"/>
+                <w:szCs w:val="20"/>
+              </w:rPr>
+              <w:t>Notes</w:t>
+            </w:r>
+          </w:p>
+        </w:tc>
+      </w:tr>
+      <w:tr>
+        <w:tblPrEx>
+          <w:tblCellMar>
+            <w:top w:w="0" w:type="dxa"/>
+            <w:bottom w:w="0" w:type="dxa"/>
+          </w:tblCellMar>
+        </w:tblPrEx>
+        <w:tc>
+          <w:tcPr>
+            <w:tcW w:w="3000" w:type="dxa"/>
+            <w:tcBorders>
+              <w:top w:val="single" w:sz="2" w:space="0" w:color="D0D0D0"/>
+              <w:left w:val="single" w:sz="2" w:space="0" w:color="D0D0D0"/>
+              <w:bottom w:val="single" w:sz="2" w:space="0" w:color="D0D0D0"/>
+              <w:right w:val="single" w:sz="2" w:space="0" w:color="D0D0D0"/>
+            </w:tcBorders>
+            <w:shd w:val="clear" w:color="auto" w:fill="FAFAFA"/>
+            <w:tcMar>
+              <w:top w:w="100" w:type="dxa"/>
+              <w:left w:w="140" w:type="dxa"/>
+              <w:bottom w:w="100" w:type="dxa"/>
+              <w:right w:w="140" w:type="dxa"/>
+            </w:tcMar>
+            <w:vAlign w:val="center"/>
+          </w:tcPr>
+          <w:p>
+            <w:r>
+              <w:rPr>
+                <w:sz w:val="20"/>
+                <w:szCs w:val="20"/>
+              </w:rPr>
+              <w:t>Pre-Market Gap &gt;2% on Volume</w:t>
+            </w:r>
+          </w:p>
+        </w:tc>
+        <w:tc>
+          <w:tcPr>
+            <w:tcW w:w="1000" w:type="dxa"/>
+            <w:tcBorders>
+              <w:top w:val="single" w:sz="2" w:space="0" w:color="D0D0D0"/>
+              <w:left w:val="single" w:sz="2" w:space="0" w:color="D0D0D0"/>
+              <w:bottom w:val="single" w:sz="2" w:space="0" w:color="D0D0D0"/>
+              <w:right w:val="single" w:sz="2" w:space="0" w:color="D0D0D0"/>
+            </w:tcBorders>
+            <w:shd w:val="clear" w:color="auto" w:fill="FAFAFA"/>
+            <w:tcMar>
+              <w:top w:w="100" w:type="dxa"/>
+              <w:left w:w="140" w:type="dxa"/>
+              <w:bottom w:w="100" w:type="dxa"/>
+              <w:right w:w="140" w:type="dxa"/>
+            </w:tcMar>
+            <w:vAlign w:val="center"/>
+          </w:tcPr>
+          <w:p>
+            <w:r>
+              <w:rPr>
+                <w:sz w:val="20"/>
+                <w:szCs w:val="20"/>
+              </w:rPr>
+              <w:t>+3 pts</w:t>
+            </w:r>
+          </w:p>
+        </w:tc>
+        <w:tc>
+          <w:tcPr>
+            <w:tcW w:w="5360" w:type="dxa"/>
+            <w:tcBorders>
+              <w:top w:val="single" w:sz="2" w:space="0" w:color="D0D0D0"/>
+              <w:left w:val="single" w:sz="2" w:space="0" w:color="D0D0D0"/>
+              <w:bottom w:val="single" w:sz="2" w:space="0" w:color="D0D0D0"/>
+              <w:right w:val="single" w:sz="2" w:space="0" w:color="D0D0D0"/>
+            </w:tcBorders>
+            <w:shd w:val="clear" w:color="auto" w:fill="F3F3F3"/>
+            <w:tcMar>
+              <w:top w:w="100" w:type="dxa"/>
+              <w:left w:w="140" w:type="dxa"/>
+              <w:bottom w:w="100" w:type="dxa"/>
+              <w:right w:w="140" w:type="dxa"/>
+            </w:tcMar>
+            <w:vAlign w:val="center"/>
+          </w:tcPr>
+          <w:p>
+            <w:r>
+              <w:rPr>
+                <w:sz w:val="20"/>
+                <w:szCs w:val="20"/>
+              </w:rPr>
+              <w:t>Gap &gt;2% in pre-market on above-average volume = institutional accumulation. Gaps of this size fill only ~40% of the time intraday — high continuation probability. Lead with velocity.</w:t>
+            </w:r>
+          </w:p>
+        </w:tc>
+      </w:tr>
+      <w:tr>
+        <w:tblPrEx>
+          <w:tblCellMar>
+            <w:top w:w="0" w:type="dxa"/>
+            <w:bottom w:w="0" w:type="dxa"/>
+          </w:tblCellMar>
+        </w:tblPrEx>
+        <w:tc>
+          <w:tcPr>
+            <w:tcW w:w="3000" w:type="dxa"/>
+            <w:tcBorders>
+              <w:top w:val="single" w:sz="2" w:space="0" w:color="D0D0D0"/>
+              <w:left w:val="single" w:sz="2" w:space="0" w:color="D0D0D0"/>
+              <w:bottom w:val="single" w:sz="2" w:space="0" w:color="D0D0D0"/>
+              <w:right w:val="single" w:sz="2" w:space="0" w:color="D0D0D0"/>
+            </w:tcBorders>
+            <w:shd w:val="clear" w:color="auto" w:fill="FAFAFA"/>
+            <w:tcMar>
+              <w:top w:w="100" w:type="dxa"/>
+              <w:left w:w="140" w:type="dxa"/>
+              <w:bottom w:w="100" w:type="dxa"/>
+              <w:right w:w="140" w:type="dxa"/>
+            </w:tcMar>
+            <w:vAlign w:val="center"/>
+          </w:tcPr>
+          <w:p>
+            <w:r>
+              <w:rPr>
+                <w:sz w:val="20"/>
+                <w:szCs w:val="20"/>
+              </w:rPr>
+              <w:t>Earnings Day Momentum</w:t>
+            </w:r>
+          </w:p>
+        </w:tc>
+        <w:tc>
+          <w:tcPr>
+            <w:tcW w:w="1000" w:type="dxa"/>
+            <w:tcBorders>
+              <w:top w:val="single" w:sz="2" w:space="0" w:color="D0D0D0"/>
+              <w:left w:val="single" w:sz="2" w:space="0" w:color="D0D0D0"/>
+              <w:bottom w:val="single" w:sz="2" w:space="0" w:color="D0D0D0"/>
+              <w:right w:val="single" w:sz="2" w:space="0" w:color="D0D0D0"/>
+            </w:tcBorders>
+            <w:shd w:val="clear" w:color="auto" w:fill="FAFAFA"/>
+            <w:tcMar>
+              <w:top w:w="100" w:type="dxa"/>
+              <w:left w:w="140" w:type="dxa"/>
+              <w:bottom w:w="100" w:type="dxa"/>
+              <w:right w:w="140" w:type="dxa"/>
+            </w:tcMar>
+            <w:vAlign w:val="center"/>
+          </w:tcPr>
+          <w:p>
+            <w:r>
+              <w:rPr>
+                <w:sz w:val="20"/>
+                <w:szCs w:val="20"/>
+              </w:rPr>
+              <w:t>+3 pts</w:t>
+            </w:r>
+          </w:p>
+        </w:tc>
+        <w:tc>
+          <w:tcPr>
+            <w:tcW w:w="5360" w:type="dxa"/>
+            <w:tcBorders>
+              <w:top w:val="single" w:sz="2" w:space="0" w:color="D0D0D0"/>
+              <w:left w:val="single" w:sz="2" w:space="0" w:color="D0D0D0"/>
+              <w:bottom w:val="single" w:sz="2" w:space="0" w:color="D0D0D0"/>
+              <w:right w:val="single" w:sz="2" w:space="0" w:color="D0D0D0"/>
+            </w:tcBorders>
+            <w:shd w:val="clear" w:color="auto" w:fill="F3F3F3"/>
+            <w:tcMar>
+              <w:top w:w="100" w:type="dxa"/>
+              <w:left w:w="140" w:type="dxa"/>
+              <w:bottom w:w="100" w:type="dxa"/>
+              <w:right w:w="140" w:type="dxa"/>
+            </w:tcMar>
+            <w:vAlign w:val="center"/>
+          </w:tcPr>
+          <w:p>
+            <w:r>
+              <w:rPr>
+                <w:sz w:val="20"/>
+                <w:szCs w:val="20"/>
+              </w:rPr>
+              <w:t>Beat + Raise on earnings day. Stock up — guidance revisions follow over 3-5 sessions. Second-leg thesis: analysts revise PT upward, driving another leg. Argue explicitly or concede fade risk.</w:t>
+            </w:r>
+          </w:p>
+        </w:tc>
+      </w:tr>
+      <w:tr>
+        <w:tblPrEx>
+          <w:tblCellMar>
+            <w:top w:w="0" w:type="dxa"/>
+            <w:bottom w:w="0" w:type="dxa"/>
+          </w:tblCellMar>
+        </w:tblPrEx>
+        <w:tc>
+          <w:tcPr>
+            <w:tcW w:w="3000" w:type="dxa"/>
+            <w:tcBorders>
+              <w:top w:val="single" w:sz="2" w:space="0" w:color="D0D0D0"/>
+              <w:left w:val="single" w:sz="2" w:space="0" w:color="D0D0D0"/>
+              <w:bottom w:val="single" w:sz="2" w:space="0" w:color="D0D0D0"/>
+              <w:right w:val="single" w:sz="2" w:space="0" w:color="D0D0D0"/>
+            </w:tcBorders>
+            <w:shd w:val="clear" w:color="auto" w:fill="FAFAFA"/>
+            <w:tcMar>
+              <w:top w:w="100" w:type="dxa"/>
+              <w:left w:w="140" w:type="dxa"/>
+              <w:bottom w:w="100" w:type="dxa"/>
+              <w:right w:w="140" w:type="dxa"/>
+            </w:tcMar>
+            <w:vAlign w:val="center"/>
+          </w:tcPr>
+          <w:p>
+            <w:r>
+              <w:rPr>
+                <w:sz w:val="20"/>
+                <w:szCs w:val="20"/>
+              </w:rPr>
+              <w:t>Technical Breakout on Volume</w:t>
+            </w:r>
+          </w:p>
+        </w:tc>
+        <w:tc>
+          <w:tcPr>
+            <w:tcW w:w="1000" w:type="dxa"/>
+            <w:tcBorders>
+              <w:top w:val="single" w:sz="2" w:space="0" w:color="D0D0D0"/>
+              <w:left w:val="single" w:sz="2" w:space="0" w:color="D0D0D0"/>
+              <w:bottom w:val="single" w:sz="2" w:space="0" w:color="D0D0D0"/>
+              <w:right w:val="single" w:sz="2" w:space="0" w:color="D0D0D0"/>
+            </w:tcBorders>
+            <w:shd w:val="clear" w:color="auto" w:fill="FAFAFA"/>
+            <w:tcMar>
+              <w:top w:w="100" w:type="dxa"/>
+              <w:left w:w="140" w:type="dxa"/>
+              <w:bottom w:w="100" w:type="dxa"/>
+              <w:right w:w="140" w:type="dxa"/>
+            </w:tcMar>
+            <w:vAlign w:val="center"/>
+          </w:tcPr>
+          <w:p>
+            <w:r>
+              <w:rPr>
+                <w:sz w:val="20"/>
+                <w:szCs w:val="20"/>
+              </w:rPr>
+              <w:t>+2 pts</w:t>
+            </w:r>
+          </w:p>
+        </w:tc>
+        <w:tc>
+          <w:tcPr>
+            <w:tcW w:w="5360" w:type="dxa"/>
+            <w:tcBorders>
+              <w:top w:val="single" w:sz="2" w:space="0" w:color="D0D0D0"/>
+              <w:left w:val="single" w:sz="2" w:space="0" w:color="D0D0D0"/>
+              <w:bottom w:val="single" w:sz="2" w:space="0" w:color="D0D0D0"/>
+              <w:right w:val="single" w:sz="2" w:space="0" w:color="D0D0D0"/>
+            </w:tcBorders>
+            <w:shd w:val="clear" w:color="auto" w:fill="F3F3F3"/>
+            <w:tcMar>
+              <w:top w:w="100" w:type="dxa"/>
+              <w:left w:w="140" w:type="dxa"/>
+              <w:bottom w:w="100" w:type="dxa"/>
+              <w:right w:w="140" w:type="dxa"/>
+            </w:tcMar>
+            <w:vAlign w:val="center"/>
+          </w:tcPr>
+          <w:p>
+            <w:r>
+              <w:rPr>
+                <w:sz w:val="20"/>
+                <w:szCs w:val="20"/>
+              </w:rPr>
+              <w:t>Price clears R1 on 2x+ average volume — breakout confirmation. State next resistance level as new target. Only valid if volume confirming; price alone not sufficient.</w:t>
+            </w:r>
+          </w:p>
+        </w:tc>
+      </w:tr>
+      <w:tr>
+        <w:tblPrEx>
+          <w:tblCellMar>
+            <w:top w:w="0" w:type="dxa"/>
+            <w:bottom w:w="0" w:type="dxa"/>
+          </w:tblCellMar>
+        </w:tblPrEx>
+        <w:tc>
+          <w:tcPr>
+            <w:tcW w:w="3000" w:type="dxa"/>
+            <w:tcBorders>
+              <w:top w:val="single" w:sz="2" w:space="0" w:color="D0D0D0"/>
+              <w:left w:val="single" w:sz="2" w:space="0" w:color="D0D0D0"/>
+              <w:bottom w:val="single" w:sz="2" w:space="0" w:color="D0D0D0"/>
+              <w:right w:val="single" w:sz="2" w:space="0" w:color="D0D0D0"/>
+            </w:tcBorders>
+            <w:shd w:val="clear" w:color="auto" w:fill="FAFAFA"/>
+            <w:tcMar>
+              <w:top w:w="100" w:type="dxa"/>
+              <w:left w:w="140" w:type="dxa"/>
+              <w:bottom w:w="100" w:type="dxa"/>
+              <w:right w:w="140" w:type="dxa"/>
+            </w:tcMar>
+            <w:vAlign w:val="center"/>
+          </w:tcPr>
+          <w:p>
+            <w:r>
+              <w:rPr>
+                <w:sz w:val="20"/>
+                <w:szCs w:val="20"/>
+              </w:rPr>
+              <w:t>CATALYST URGENCY</w:t>
+            </w:r>
+          </w:p>
+        </w:tc>
+        <w:tc>
+          <w:tcPr>
+            <w:tcW w:w="1000" w:type="dxa"/>
+            <w:tcBorders>
+              <w:top w:val="single" w:sz="2" w:space="0" w:color="D0D0D0"/>
+              <w:left w:val="single" w:sz="2" w:space="0" w:color="D0D0D0"/>
+              <w:bottom w:val="single" w:sz="2" w:space="0" w:color="D0D0D0"/>
+              <w:right w:val="single" w:sz="2" w:space="0" w:color="D0D0D0"/>
+            </w:tcBorders>
+            <w:shd w:val="clear" w:color="auto" w:fill="FAFAFA"/>
+            <w:tcMar>
+              <w:top w:w="100" w:type="dxa"/>
+              <w:left w:w="140" w:type="dxa"/>
+              <w:bottom w:w="100" w:type="dxa"/>
+              <w:right w:w="140" w:type="dxa"/>
+            </w:tcMar>
+            <w:vAlign w:val="center"/>
+          </w:tcPr>
+          <w:p>
+            <w:r>
+              <w:rPr>
+                <w:sz w:val="20"/>
+                <w:szCs w:val="20"/>
+              </w:rPr>
+              <w:t>Threshold –1</w:t>
+            </w:r>
+          </w:p>
+        </w:tc>
+        <w:tc>
+          <w:tcPr>
+            <w:tcW w:w="5360" w:type="dxa"/>
+            <w:tcBorders>
+              <w:top w:val="single" w:sz="2" w:space="0" w:color="D0D0D0"/>
+              <w:left w:val="single" w:sz="2" w:space="0" w:color="D0D0D0"/>
+              <w:bottom w:val="single" w:sz="2" w:space="0" w:color="D0D0D0"/>
+              <w:right w:val="single" w:sz="2" w:space="0" w:color="D0D0D0"/>
+            </w:tcBorders>
+            <w:shd w:val="clear" w:color="auto" w:fill="F3F3F3"/>
+            <w:tcMar>
+              <w:top w:w="100" w:type="dxa"/>
+              <w:left w:w="140" w:type="dxa"/>
+              <w:bottom w:w="100" w:type="dxa"/>
+              <w:right w:w="140" w:type="dxa"/>
+            </w:tcMar>
+            <w:vAlign w:val="center"/>
+          </w:tcPr>
+          <w:p>
+            <w:r>
+              <w:rPr>
+                <w:sz w:val="20"/>
+                <w:szCs w:val="20"/>
+              </w:rPr>
+              <w:t>Catalyst fires today or tomorrow → escalate at score ≥ 6 regardless of position cap tier. Market hasn't priced it yet — entry now is early, post-catalyst entry is chasing.</w:t>
+            </w:r>
+          </w:p>
+        </w:tc>
+      </w:tr>
+    </w:tbl>
+    <w:p>
+      <w:pPr>
+        <w:spacing w:after="120"/>
+      </w:pPr>
+    </w:p>
+    <w:p>
+      <w:pPr>
+        <w:pStyle w:val="Heading2"/>
+        <w:spacing w:before="260"/>
+      </w:pPr>
+      <w:r>
         <w:t>Discovery Signals — Cold Stock Hunting</w:t>
       </w:r>
     </w:p>
@@ -11472,23 +11132,7 @@
                 <w:sz w:val="20"/>
                 <w:szCs w:val="20"/>
               </w:rPr>
-              <w:t xml:space="preserve">Ticker or sector directly named in the geopolitical summary (Section 0.5), conflict data, or energy/commodity shock with a clear equity beneficiary (e.g. defense supplier in OSINT, LNG exporter during </w:t>
-            </w:r>
-            <w:proofErr w:type="spellStart"/>
-            <w:r>
-              <w:rPr>
-                <w:sz w:val="20"/>
-                <w:szCs w:val="20"/>
-              </w:rPr>
-              <w:t>natgas</w:t>
-            </w:r>
-            <w:proofErr w:type="spellEnd"/>
-            <w:r>
-              <w:rPr>
-                <w:sz w:val="20"/>
-                <w:szCs w:val="20"/>
-              </w:rPr>
-              <w:t xml:space="preserve"> spike).</w:t>
+              <w:t>Ticker or sector directly named in the geopolitical summary (Section 0.5), conflict data, or energy/commodity shock with a clear equity beneficiary (e.g. defense supplier in OSINT, LNG exporter during natgas spike).</w:t>
             </w:r>
           </w:p>
         </w:tc>
@@ -12020,29 +11664,7 @@
           <w:sz w:val="20"/>
           <w:szCs w:val="20"/>
         </w:rPr>
-        <w:t xml:space="preserve">Note:  Max achievable score is ~15 pts. Path to 7 without Congressional or Blue Chip is realistic via cold discovery: OSINT Catalyst (+2) + News (+2) + RSI (+2) + Volume (+1) = 7. Rotation threshold also </w:t>
-      </w:r>
-      <w:proofErr w:type="gramStart"/>
-      <w:r>
-        <w:rPr>
-          <w:i/>
-          <w:iCs/>
-          <w:color w:val="8B4000"/>
-          <w:sz w:val="20"/>
-          <w:szCs w:val="20"/>
-        </w:rPr>
-        <w:t>raised</w:t>
-      </w:r>
-      <w:proofErr w:type="gramEnd"/>
-      <w:r>
-        <w:rPr>
-          <w:i/>
-          <w:iCs/>
-          <w:color w:val="8B4000"/>
-          <w:sz w:val="20"/>
-          <w:szCs w:val="20"/>
-        </w:rPr>
-        <w:t xml:space="preserve"> to 7 — no rotation fires unless the new opportunity clearly outperforms the weakest holding at high conviction.</w:t>
+        <w:t>Note:  Max achievable score is ~18 pts with new INTRADAY signals. Path to 6 for INTRADAY: Pre-market gap +2% on volume (+3) + News catalyst (+2) + RSI (+2) = 7. Pure INTRADAY setups can now escalate without a congressional signal. Rotation threshold remains 7 — no rotation unless new opportunity clearly outperforms weakest holding. CATALYST URGENCY: catalyst fires today/tomorrow → escalate at ≥ 6 regardless of position cap.</w:t>
       </w:r>
     </w:p>
     <w:p>
@@ -12150,30 +11772,12 @@
             </w:tcMar>
           </w:tcPr>
           <w:p>
-            <w:proofErr w:type="spellStart"/>
-            <w:r>
-              <w:rPr>
-                <w:sz w:val="21"/>
-                <w:szCs w:val="21"/>
-              </w:rPr>
-              <w:t>TelegramAlerter.evaluateAndAlert</w:t>
-            </w:r>
-            <w:proofErr w:type="spellEnd"/>
-            <w:proofErr w:type="gramStart"/>
-            <w:r>
-              <w:rPr>
-                <w:sz w:val="21"/>
-                <w:szCs w:val="21"/>
-              </w:rPr>
-              <w:t>() —</w:t>
-            </w:r>
-            <w:proofErr w:type="gramEnd"/>
-            <w:r>
-              <w:rPr>
-                <w:sz w:val="21"/>
-                <w:szCs w:val="21"/>
-              </w:rPr>
-              <w:t xml:space="preserve"> runs after every sweep with delta signals &gt; 0</w:t>
+            <w:r>
+              <w:rPr>
+                <w:sz w:val="21"/>
+                <w:szCs w:val="21"/>
+              </w:rPr>
+              <w:t>TelegramAlerter.evaluateAndAlert() — runs after every sweep with delta signals &gt; 0</w:t>
             </w:r>
           </w:p>
         </w:tc>
@@ -12233,21 +11837,12 @@
             </w:tcMar>
           </w:tcPr>
           <w:p>
-            <w:proofErr w:type="spellStart"/>
-            <w:r>
-              <w:rPr>
-                <w:sz w:val="21"/>
-                <w:szCs w:val="21"/>
-              </w:rPr>
-              <w:t>evaluation.reason</w:t>
-            </w:r>
-            <w:proofErr w:type="spellEnd"/>
-            <w:r>
-              <w:rPr>
-                <w:sz w:val="21"/>
-                <w:szCs w:val="21"/>
-              </w:rPr>
-              <w:t xml:space="preserve"> — 2-3 sentence geopolitical narrative (what happened, why it matters, what to watch)</w:t>
+            <w:r>
+              <w:rPr>
+                <w:sz w:val="21"/>
+                <w:szCs w:val="21"/>
+              </w:rPr>
+              <w:t>evaluation.reason — 2-3 sentence geopolitical narrative (what happened, why it matters, what to watch)</w:t>
             </w:r>
           </w:p>
         </w:tc>
@@ -12307,37 +11902,12 @@
             </w:tcMar>
           </w:tcPr>
           <w:p>
-            <w:proofErr w:type="spellStart"/>
-            <w:r>
-              <w:rPr>
-                <w:sz w:val="21"/>
-                <w:szCs w:val="21"/>
-              </w:rPr>
-              <w:t>this.lastGeopoliticalSummary</w:t>
-            </w:r>
-            <w:proofErr w:type="spellEnd"/>
-            <w:r>
-              <w:rPr>
-                <w:sz w:val="21"/>
-                <w:szCs w:val="21"/>
-              </w:rPr>
-              <w:t xml:space="preserve"> stored on </w:t>
-            </w:r>
-            <w:proofErr w:type="spellStart"/>
-            <w:r>
-              <w:rPr>
-                <w:sz w:val="21"/>
-                <w:szCs w:val="21"/>
-              </w:rPr>
-              <w:t>TelegramAlerter</w:t>
-            </w:r>
-            <w:proofErr w:type="spellEnd"/>
-            <w:r>
-              <w:rPr>
-                <w:sz w:val="21"/>
-                <w:szCs w:val="21"/>
-              </w:rPr>
-              <w:t xml:space="preserve"> instance after every evaluation (LLM or rule-based fallback)</w:t>
+            <w:r>
+              <w:rPr>
+                <w:sz w:val="21"/>
+                <w:szCs w:val="21"/>
+              </w:rPr>
+              <w:t>this.lastGeopoliticalSummary stored on TelegramAlerter instance after every evaluation (LLM or rule-based fallback)</w:t>
             </w:r>
           </w:p>
         </w:tc>
@@ -12402,39 +11972,7 @@
                 <w:sz w:val="21"/>
                 <w:szCs w:val="21"/>
               </w:rPr>
-              <w:t xml:space="preserve">let lastGeopoliticalSummary in </w:t>
-            </w:r>
-            <w:proofErr w:type="spellStart"/>
-            <w:r>
-              <w:rPr>
-                <w:sz w:val="21"/>
-                <w:szCs w:val="21"/>
-              </w:rPr>
-              <w:t>server.mjs</w:t>
-            </w:r>
-            <w:proofErr w:type="spellEnd"/>
-            <w:r>
-              <w:rPr>
-                <w:sz w:val="21"/>
-                <w:szCs w:val="21"/>
-              </w:rPr>
-              <w:t xml:space="preserve"> — updated via .then() callback when </w:t>
-            </w:r>
-            <w:proofErr w:type="spellStart"/>
-            <w:r>
-              <w:rPr>
-                <w:sz w:val="21"/>
-                <w:szCs w:val="21"/>
-              </w:rPr>
-              <w:t>evaluateAndAlert</w:t>
-            </w:r>
-            <w:proofErr w:type="spellEnd"/>
-            <w:r>
-              <w:rPr>
-                <w:sz w:val="21"/>
-                <w:szCs w:val="21"/>
-              </w:rPr>
-              <w:t>() resolves</w:t>
+              <w:t>let lastGeopoliticalSummary in server.mjs — updated via .then() callback when evaluateAndAlert() resolves</w:t>
             </w:r>
           </w:p>
         </w:tc>
@@ -12494,37 +12032,12 @@
             </w:tcMar>
           </w:tcPr>
           <w:p>
-            <w:proofErr w:type="spellStart"/>
-            <w:r>
-              <w:rPr>
-                <w:sz w:val="21"/>
-                <w:szCs w:val="21"/>
-              </w:rPr>
-              <w:t>scout.assessInfo</w:t>
-            </w:r>
-            <w:proofErr w:type="spellEnd"/>
-            <w:r>
-              <w:rPr>
-                <w:sz w:val="21"/>
-                <w:szCs w:val="21"/>
-              </w:rPr>
-              <w:t xml:space="preserve">() receives lastGeopoliticalSummary as 10th parameter on every </w:t>
-            </w:r>
-            <w:proofErr w:type="spellStart"/>
-            <w:r>
-              <w:rPr>
-                <w:sz w:val="21"/>
-                <w:szCs w:val="21"/>
-              </w:rPr>
-              <w:t>CheckDebateCycle</w:t>
-            </w:r>
-            <w:proofErr w:type="spellEnd"/>
-            <w:r>
-              <w:rPr>
-                <w:sz w:val="21"/>
-                <w:szCs w:val="21"/>
-              </w:rPr>
-              <w:t>() call</w:t>
+            <w:r>
+              <w:rPr>
+                <w:sz w:val="21"/>
+                <w:szCs w:val="21"/>
+              </w:rPr>
+              <w:t>scout.assessInfo() receives lastGeopoliticalSummary as 10th parameter on every CheckDebateCycle() call</w:t>
             </w:r>
           </w:p>
         </w:tc>
@@ -12654,23 +12167,7 @@
                 <w:sz w:val="21"/>
                 <w:szCs w:val="21"/>
               </w:rPr>
-              <w:t xml:space="preserve">Summary carries the previous sweep's geopolitical assessment — </w:t>
-            </w:r>
-            <w:proofErr w:type="spellStart"/>
-            <w:r>
-              <w:rPr>
-                <w:sz w:val="21"/>
-                <w:szCs w:val="21"/>
-              </w:rPr>
-              <w:t>alerter</w:t>
-            </w:r>
-            <w:proofErr w:type="spellEnd"/>
-            <w:r>
-              <w:rPr>
-                <w:sz w:val="21"/>
-                <w:szCs w:val="21"/>
-              </w:rPr>
-              <w:t xml:space="preserve"> resolves async so current-cycle summary arrives in the following debate call</w:t>
+              <w:t>Summary carries the previous sweep's geopolitical assessment — alerter resolves async so current-cycle summary arrives in the following debate call</w:t>
             </w:r>
           </w:p>
         </w:tc>
@@ -12766,23 +12263,7 @@
                 <w:sz w:val="21"/>
                 <w:szCs w:val="21"/>
               </w:rPr>
-              <w:t xml:space="preserve">Scout is instructed </w:t>
-            </w:r>
-            <w:proofErr w:type="gramStart"/>
-            <w:r>
-              <w:rPr>
-                <w:sz w:val="21"/>
-                <w:szCs w:val="21"/>
-              </w:rPr>
-              <w:t>to:</w:t>
-            </w:r>
-            <w:proofErr w:type="gramEnd"/>
-            <w:r>
-              <w:rPr>
-                <w:sz w:val="21"/>
-                <w:szCs w:val="21"/>
-              </w:rPr>
-              <w:t xml:space="preserve"> adjust risk appetite (escalating conflict = tighten stops, prefer defensive sectors), identify macro tailwinds/headwinds for sector selection, and flag if a proposed trade conflicts with active geopolitical risk</w:t>
+              <w:t>Scout is instructed to: adjust risk appetite (escalating conflict = tighten stops, prefer defensive sectors), identify macro tailwinds/headwinds for sector selection, and flag if a proposed trade conflicts with active geopolitical risk</w:t>
             </w:r>
           </w:p>
         </w:tc>
@@ -12847,23 +12328,7 @@
                 <w:sz w:val="21"/>
                 <w:szCs w:val="21"/>
               </w:rPr>
-              <w:t>Scout receives: "No geopolitical summary available yet — first sweep still pending or no significant signals detected</w:t>
-            </w:r>
-            <w:proofErr w:type="gramStart"/>
-            <w:r>
-              <w:rPr>
-                <w:sz w:val="21"/>
-                <w:szCs w:val="21"/>
-              </w:rPr>
-              <w:t>." —</w:t>
-            </w:r>
-            <w:proofErr w:type="gramEnd"/>
-            <w:r>
-              <w:rPr>
-                <w:sz w:val="21"/>
-                <w:szCs w:val="21"/>
-              </w:rPr>
-              <w:t xml:space="preserve"> no hallucination risk</w:t>
+              <w:t>Scout receives: "No geopolitical summary available yet — first sweep still pending or no significant signals detected." — no hallucination risk</w:t>
             </w:r>
           </w:p>
         </w:tc>
@@ -12954,73 +12419,7 @@
           <w:szCs w:val="20"/>
         </w:rPr>
         <w:lastRenderedPageBreak/>
-        <w:t>Note:  The alert evaluator uses the same LLM provider (</w:t>
-      </w:r>
-      <w:proofErr w:type="spellStart"/>
-      <w:r>
-        <w:rPr>
-          <w:i/>
-          <w:iCs/>
-          <w:color w:val="8B4000"/>
-          <w:sz w:val="20"/>
-          <w:szCs w:val="20"/>
-        </w:rPr>
-        <w:t>llmProvider</w:t>
-      </w:r>
-      <w:proofErr w:type="spellEnd"/>
-      <w:r>
-        <w:rPr>
-          <w:i/>
-          <w:iCs/>
-          <w:color w:val="8B4000"/>
-          <w:sz w:val="20"/>
-          <w:szCs w:val="20"/>
-        </w:rPr>
-        <w:t xml:space="preserve">) as the rest of the system. If the LLM is unavailable, the rule-based fallback in </w:t>
-      </w:r>
-      <w:proofErr w:type="spellStart"/>
-      <w:r>
-        <w:rPr>
-          <w:i/>
-          <w:iCs/>
-          <w:color w:val="8B4000"/>
-          <w:sz w:val="20"/>
-          <w:szCs w:val="20"/>
-        </w:rPr>
-        <w:t>TelegramAlerter</w:t>
-      </w:r>
-      <w:proofErr w:type="spellEnd"/>
-      <w:r>
-        <w:rPr>
-          <w:i/>
-          <w:iCs/>
-          <w:color w:val="8B4000"/>
-          <w:sz w:val="20"/>
-          <w:szCs w:val="20"/>
-        </w:rPr>
-        <w:t xml:space="preserve"> still sets </w:t>
-      </w:r>
-      <w:proofErr w:type="spellStart"/>
-      <w:r>
-        <w:rPr>
-          <w:i/>
-          <w:iCs/>
-          <w:color w:val="8B4000"/>
-          <w:sz w:val="20"/>
-          <w:szCs w:val="20"/>
-        </w:rPr>
-        <w:t>evaluation.reason</w:t>
-      </w:r>
-      <w:proofErr w:type="spellEnd"/>
-      <w:r>
-        <w:rPr>
-          <w:i/>
-          <w:iCs/>
-          <w:color w:val="8B4000"/>
-          <w:sz w:val="20"/>
-          <w:szCs w:val="20"/>
-        </w:rPr>
-        <w:t xml:space="preserve"> from structured signal data — so lastGeopoliticalSummary is always populated as long as signals exist, regardless of LLM availability.</w:t>
+        <w:t>Note:  The alert evaluator uses the same LLM provider (llmProvider) as the rest of the system. If the LLM is unavailable, the rule-based fallback in TelegramAlerter still sets evaluation.reason from structured signal data — so lastGeopoliticalSummary is always populated as long as signals exist, regardless of LLM availability.</w:t>
       </w:r>
     </w:p>
     <w:p>
@@ -13855,7 +13254,6 @@
               <w:bottom w:val="single" w:sz="2" w:space="0" w:color="D0D0D0"/>
               <w:right w:val="single" w:sz="2" w:space="0" w:color="D0D0D0"/>
             </w:tcBorders>
-            <w:shd w:val="clear" w:color="auto" w:fill="FAFAFA"/>
             <w:tcMar>
               <w:top w:w="100" w:type="dxa"/>
               <w:left w:w="180" w:type="dxa"/>
@@ -13900,71 +13298,7 @@
                 <w:sz w:val="21"/>
                 <w:szCs w:val="21"/>
               </w:rPr>
-              <w:t>lib/llm/council/utils/</w:t>
-            </w:r>
-            <w:proofErr w:type="spellStart"/>
-            <w:r>
-              <w:rPr>
-                <w:sz w:val="21"/>
-                <w:szCs w:val="21"/>
-              </w:rPr>
-              <w:t>providers.mjs</w:t>
-            </w:r>
-            <w:proofErr w:type="spellEnd"/>
-            <w:r>
-              <w:rPr>
-                <w:sz w:val="21"/>
-                <w:szCs w:val="21"/>
-              </w:rPr>
-              <w:t xml:space="preserve"> — </w:t>
-            </w:r>
-            <w:proofErr w:type="spellStart"/>
-            <w:r>
-              <w:rPr>
-                <w:sz w:val="21"/>
-                <w:szCs w:val="21"/>
-              </w:rPr>
-              <w:t>callProvider</w:t>
-            </w:r>
-            <w:proofErr w:type="spellEnd"/>
-            <w:r>
-              <w:rPr>
-                <w:sz w:val="21"/>
-                <w:szCs w:val="21"/>
-              </w:rPr>
-              <w:t xml:space="preserve">(), </w:t>
-            </w:r>
-            <w:proofErr w:type="spellStart"/>
-            <w:r>
-              <w:rPr>
-                <w:sz w:val="21"/>
-                <w:szCs w:val="21"/>
-              </w:rPr>
-              <w:t>isRateLimit</w:t>
-            </w:r>
-            <w:proofErr w:type="spellEnd"/>
-            <w:r>
-              <w:rPr>
-                <w:sz w:val="21"/>
-                <w:szCs w:val="21"/>
-              </w:rPr>
-              <w:t xml:space="preserve">(), </w:t>
-            </w:r>
-            <w:proofErr w:type="spellStart"/>
-            <w:r>
-              <w:rPr>
-                <w:sz w:val="21"/>
-                <w:szCs w:val="21"/>
-              </w:rPr>
-              <w:t>listModels</w:t>
-            </w:r>
-            <w:proofErr w:type="spellEnd"/>
-            <w:r>
-              <w:rPr>
-                <w:sz w:val="21"/>
-                <w:szCs w:val="21"/>
-              </w:rPr>
-              <w:t>()</w:t>
+              <w:t>lib/llm/council/utils/providers.mjs — callProvider(), isRateLimit(), listModels()</w:t>
             </w:r>
           </w:p>
         </w:tc>
@@ -14030,21 +13364,12 @@
             </w:tcMar>
           </w:tcPr>
           <w:p>
-            <w:proofErr w:type="spellStart"/>
-            <w:r>
-              <w:rPr>
-                <w:sz w:val="21"/>
-                <w:szCs w:val="21"/>
-              </w:rPr>
-              <w:t>isRateLimit</w:t>
-            </w:r>
-            <w:proofErr w:type="spellEnd"/>
-            <w:r>
-              <w:rPr>
-                <w:sz w:val="21"/>
-                <w:szCs w:val="21"/>
-              </w:rPr>
-              <w:t>() catches: 429, "rate", "limit", "quota", "exceeded", "capacity" in error message</w:t>
+            <w:r>
+              <w:rPr>
+                <w:sz w:val="21"/>
+                <w:szCs w:val="21"/>
+              </w:rPr>
+              <w:t>isRateLimit() catches: 429, "rate", "limit", "quota", "exceeded", "capacity" in error message</w:t>
             </w:r>
           </w:p>
         </w:tc>
@@ -14070,7 +13395,6 @@
               <w:bottom w:val="single" w:sz="2" w:space="0" w:color="D0D0D0"/>
               <w:right w:val="single" w:sz="2" w:space="0" w:color="D0D0D0"/>
             </w:tcBorders>
-            <w:shd w:val="clear" w:color="auto" w:fill="FAFAFA"/>
             <w:tcMar>
               <w:top w:w="100" w:type="dxa"/>
               <w:left w:w="180" w:type="dxa"/>
@@ -14110,53 +13434,12 @@
             </w:tcMar>
           </w:tcPr>
           <w:p>
-            <w:proofErr w:type="spellStart"/>
-            <w:r>
-              <w:rPr>
-                <w:sz w:val="21"/>
-                <w:szCs w:val="21"/>
-              </w:rPr>
-              <w:t>listModels</w:t>
-            </w:r>
-            <w:proofErr w:type="spellEnd"/>
-            <w:r>
-              <w:rPr>
-                <w:sz w:val="21"/>
-                <w:szCs w:val="21"/>
-              </w:rPr>
-              <w:t>(</w:t>
-            </w:r>
-            <w:proofErr w:type="spellStart"/>
-            <w:r>
-              <w:rPr>
-                <w:sz w:val="21"/>
-                <w:szCs w:val="21"/>
-              </w:rPr>
-              <w:t>providerName</w:t>
-            </w:r>
-            <w:proofErr w:type="spellEnd"/>
-            <w:r>
-              <w:rPr>
-                <w:sz w:val="21"/>
-                <w:szCs w:val="21"/>
-              </w:rPr>
-              <w:t xml:space="preserve">, </w:t>
-            </w:r>
-            <w:proofErr w:type="spellStart"/>
-            <w:r>
-              <w:rPr>
-                <w:sz w:val="21"/>
-                <w:szCs w:val="21"/>
-              </w:rPr>
-              <w:t>apiKey</w:t>
-            </w:r>
-            <w:proofErr w:type="spellEnd"/>
-            <w:r>
-              <w:rPr>
-                <w:sz w:val="21"/>
-                <w:szCs w:val="21"/>
-              </w:rPr>
-              <w:t>) hits /v1/models — use to debug "model not found" errors after API changes</w:t>
+            <w:r>
+              <w:rPr>
+                <w:sz w:val="21"/>
+                <w:szCs w:val="21"/>
+              </w:rPr>
+              <w:t>listModels(providerName, apiKey) hits /v1/models — use to debug "model not found" errors after API changes</w:t>
             </w:r>
           </w:p>
         </w:tc>
@@ -14222,21 +13505,12 @@
             </w:tcMar>
           </w:tcPr>
           <w:p>
-            <w:proofErr w:type="spellStart"/>
-            <w:r>
-              <w:rPr>
-                <w:sz w:val="21"/>
-                <w:szCs w:val="21"/>
-              </w:rPr>
-              <w:t>callProvider</w:t>
-            </w:r>
-            <w:proofErr w:type="spellEnd"/>
-            <w:r>
-              <w:rPr>
-                <w:sz w:val="21"/>
-                <w:szCs w:val="21"/>
-              </w:rPr>
-              <w:t>() strips &lt;think&gt;...&lt;/think&gt; blocks from DeepSeek-R1 and Qwen3 reasoning chains before returning text</w:t>
+            <w:r>
+              <w:rPr>
+                <w:sz w:val="21"/>
+                <w:szCs w:val="21"/>
+              </w:rPr>
+              <w:t>callProvider() strips &lt;think&gt;...&lt;/think&gt; blocks from DeepSeek-R1 and Qwen3 reasoning chains before returning text</w:t>
             </w:r>
           </w:p>
         </w:tc>
@@ -14307,23 +13581,7 @@
                 <w:sz w:val="21"/>
                 <w:szCs w:val="21"/>
               </w:rPr>
-              <w:t>HTTP-</w:t>
-            </w:r>
-            <w:proofErr w:type="spellStart"/>
-            <w:r>
-              <w:rPr>
-                <w:sz w:val="21"/>
-                <w:szCs w:val="21"/>
-              </w:rPr>
-              <w:t>Referer</w:t>
-            </w:r>
-            <w:proofErr w:type="spellEnd"/>
-            <w:r>
-              <w:rPr>
-                <w:sz w:val="21"/>
-                <w:szCs w:val="21"/>
-              </w:rPr>
-              <w:t xml:space="preserve"> and X-Title headers auto-injected for OpenRouter free-tier identification</w:t>
+              <w:t>HTTP-Referer and X-Title headers auto-injected for OpenRouter free-tier identification</w:t>
             </w:r>
           </w:p>
         </w:tc>
@@ -14348,9 +13606,70 @@
           <w:sz w:val="20"/>
           <w:szCs w:val="20"/>
         </w:rPr>
-        <w:t xml:space="preserve">Note:  Model IDs are case-sensitive and change without notice. If a provider returns 404 on the model, run: </w:t>
+        <w:t>Note:  Model IDs are case-sensitive and change without notice. If a provider returns 404 on the model, run: node --input-type=module -e "import('./lib/llm/council/utils/providers.mjs').then(m=&gt;m.listModels('cerebras', process.env.CEREBRAS_API_KEY))" to fetch the live list from that provider's /v1/models endpoint.</w:t>
       </w:r>
-      <w:proofErr w:type="gramStart"/>
+    </w:p>
+    <w:p>
+      <w:pPr>
+        <w:spacing w:before="400"/>
+      </w:pPr>
+    </w:p>
+    <w:p>
+      <w:pPr>
+        <w:pStyle w:val="Heading1"/>
+        <w:pBdr>
+          <w:bottom w:val="single" w:sz="12" w:space="0" w:color="D4600A"/>
+        </w:pBdr>
+        <w:spacing w:before="440"/>
+      </w:pPr>
+      <w:r>
+        <w:t>18.  PORTFOLIO DEFENSE MODES</w:t>
+      </w:r>
+    </w:p>
+    <w:p>
+      <w:pPr>
+        <w:spacing w:after="140"/>
+      </w:pPr>
+      <w:r>
+        <w:t xml:space="preserve">When Scout detects a threat to an open position, it does not always recommend an immediate exit. Starting with Rev 6, there are three distinct defense modes with different routing logic in server.mjs. The correct mode depends on the asset type (durable vs non-durable) and the urgency level Scout assigns.</w:t>
+      </w:r>
+    </w:p>
+    <w:p>
+      <w:pPr>
+        <w:pStyle w:val="Heading2"/>
+        <w:spacing w:before="260"/>
+      </w:pPr>
+      <w:r>
+        <w:t>Mode 1: TRADE AROUND (Durable Assets)</w:t>
+      </w:r>
+    </w:p>
+    <w:p>
+      <w:pPr>
+        <w:spacing w:after="120"/>
+      </w:pPr>
+      <w:r>
+        <w:t xml:space="preserve">Durable assets — ETFs, commodity funds, and broad-market index funds — cycle but always recover. Dumping them on a drawdown locks in the loss and misses the bounce. TRADE AROUND replaces the DEFENSIVE exit for these assets with a GTC SELL at breakeven or R1, so the system collects the recovery rather than selling into the trough.</w:t>
+      </w:r>
+    </w:p>
+    <w:p>
+      <w:pPr>
+        <w:spacing w:after="120"/>
+      </w:pPr>
+      <w:r>
+        <w:t xml:space="preserve">Scout can trigger two TRADE AROUND scenarios: UNDERWATER (position in drawdown — goal is GTC SELL at breakeven to exit flat, then re-enter lower) or PROFIT_TAKE (position up &gt;15% — goal is GTC SELL at current R1 to lock in the gain). Both enforce Limit order type and GTC time-in-force regardless of Gregor's output.</w:t>
+      </w:r>
+    </w:p>
+    <w:p>
+      <w:pPr>
+        <w:pBdr>
+          <w:top w:val="single" w:sz="2" w:space="0" w:color="E8904A"/>
+          <w:left w:val="single" w:sz="14" w:space="0" w:color="D4600A"/>
+          <w:bottom w:val="single" w:sz="2" w:space="0" w:color="E8904A"/>
+        </w:pBdr>
+        <w:shd w:val="clear" w:color="auto" w:fill="FEF3EC"/>
+        <w:spacing w:before="160" w:after="200"/>
+        <w:ind w:left="240" w:right="240"/>
+      </w:pPr>
       <w:r>
         <w:rPr>
           <w:i/>
@@ -14359,9 +13678,597 @@
           <w:sz w:val="20"/>
           <w:szCs w:val="20"/>
         </w:rPr>
-        <w:t>node --input</w:t>
+        <w:t xml:space="preserve">Note:  Hard enforcement in server.mjs: the TRADE AROUND routing block overwrites order_type=Limit and time_in_force=GTC unconditionally. No market orders on durable assets under any circumstances. The Telegram notification includes both sell target and re-entry target so the full plan is visible.</w:t>
       </w:r>
-      <w:proofErr w:type="gramEnd"/>
+    </w:p>
+    <w:p>
+      <w:pPr>
+        <w:spacing w:after="120"/>
+      </w:pPr>
+      <w:r>
+        <w:t xml:space="preserve">Durable assets list (from crucix.config.mjs): Precious metals: SLV, GLD, GDX, GDXJ, IAU, SIVR, PPLT | Energy: USO, UNG, XLE, XOP, OIH | Broad market: SPY, QQQ, IWM, DIA, VOO, VTI, VEA, VWO | Sector ETFs: XLF, XLK, XLV, XLP, XLU, XLI, XLB, XLRE | Defense: ITA, XAR, PPA | Bonds: TLT, HYG, LQD, SHY, IEF, BND.</w:t>
+      </w:r>
+    </w:p>
+    <w:p>
+      <w:pPr>
+        <w:pStyle w:val="Heading2"/>
+        <w:spacing w:before="260"/>
+      </w:pPr>
+      <w:r>
+        <w:t>Mode 2: DEFENSIVE (Non-Durable Assets — Urgency Gated)</w:t>
+      </w:r>
+    </w:p>
+    <w:p>
+      <w:pPr>
+        <w:spacing w:after="120"/>
+      </w:pPr>
+      <w:r>
+        <w:t xml:space="preserve">For non-durable positions (individual equities), Scout issues a DEFENSIVE signal with an urgency level. The urgency level determines routing — WATCH triggers only a Telegram alert with no order, SWING launches the full debate with a HOLD bias, and IMMEDIATE launches the full debate with an EXIT bias and forces a Market order on the resulting sell.</w:t>
+      </w:r>
+    </w:p>
+    <w:tbl>
+      <w:tblPr>
+        <w:tblW w:w="9360" w:type="dxa"/>
+        <w:tblBorders>
+          <w:top w:val="single" w:sz="4" w:space="0" w:color="auto"/>
+        </w:tblBorders>
+        <w:tblLook w:val="0000"/>
+      </w:tblPr>
+      <w:tblGrid>
+        <w:gridCol w:w="1500"/>
+        <w:gridCol w:w="7860"/>
+      </w:tblGrid>
+      <w:tr>
+        <w:tblPrEx>
+          <w:tblCellMar>
+            <w:top w:w="0" w:type="dxa"/>
+            <w:bottom w:w="0" w:type="dxa"/>
+          </w:tblCellMar>
+        </w:tblPrEx>
+        <w:tc>
+          <w:tcPr>
+            <w:tcW w:w="1500" w:type="dxa"/>
+            <w:tcBorders>
+              <w:top w:val="single" w:sz="2" w:space="0" w:color="D0D0D0"/>
+              <w:left w:val="single" w:sz="2" w:space="0" w:color="D0D0D0"/>
+              <w:bottom w:val="single" w:sz="2" w:space="0" w:color="D0D0D0"/>
+              <w:right w:val="single" w:sz="2" w:space="0" w:color="D0D0D0"/>
+            </w:tcBorders>
+            <w:shd w:val="clear" w:color="auto" w:fill="FAFAFA"/>
+            <w:tcMar>
+              <w:top w:w="100" w:type="dxa"/>
+              <w:left w:w="140" w:type="dxa"/>
+              <w:bottom w:w="100" w:type="dxa"/>
+              <w:right w:w="140" w:type="dxa"/>
+            </w:tcMar>
+            <w:vAlign w:val="center"/>
+          </w:tcPr>
+          <w:p>
+            <w:r>
+              <w:rPr>
+                <w:b/>
+                <w:bCs/>
+                <w:sz w:val="20"/>
+                <w:szCs w:val="20"/>
+              </w:rPr>
+              <w:t xml:space="preserve">WATCH</w:t>
+            </w:r>
+          </w:p>
+        </w:tc>
+        <w:tc>
+          <w:tcPr>
+            <w:tcW w:w="7860" w:type="dxa"/>
+            <w:tcBorders>
+              <w:top w:val="single" w:sz="2" w:space="0" w:color="D0D0D0"/>
+              <w:left w:val="single" w:sz="2" w:space="0" w:color="D0D0D0"/>
+              <w:bottom w:val="single" w:sz="2" w:space="0" w:color="D0D0D0"/>
+              <w:right w:val="single" w:sz="2" w:space="0" w:color="D0D0D0"/>
+            </w:tcBorders>
+            <w:shd w:val="clear" w:color="auto" w:fill="F8F8F8"/>
+            <w:tcMar>
+              <w:top w:w="100" w:type="dxa"/>
+              <w:left w:w="140" w:type="dxa"/>
+              <w:bottom w:w="100" w:type="dxa"/>
+              <w:right w:w="140" w:type="dxa"/>
+            </w:tcMar>
+            <w:vAlign w:val="center"/>
+          </w:tcPr>
+          <w:p>
+            <w:r>
+              <w:rPr>
+                <w:sz w:val="20"/>
+                <w:szCs w:val="20"/>
+              </w:rPr>
+              <w:t xml:space="preserve">Alert-only. Telegram notification sent. No order placed. No council debate triggered. Use when: drawdown within normal ATR range, no immediate catalyst threat.</w:t>
+            </w:r>
+          </w:p>
+        </w:tc>
+      </w:tr>
+      <w:tr>
+        <w:tblPrEx>
+          <w:tblCellMar>
+            <w:top w:w="0" w:type="dxa"/>
+            <w:bottom w:w="0" w:type="dxa"/>
+          </w:tblCellMar>
+        </w:tblPrEx>
+        <w:tc>
+          <w:tcPr>
+            <w:tcW w:w="1500" w:type="dxa"/>
+            <w:tcBorders>
+              <w:top w:val="single" w:sz="2" w:space="0" w:color="D0D0D0"/>
+              <w:left w:val="single" w:sz="2" w:space="0" w:color="D0D0D0"/>
+              <w:bottom w:val="single" w:sz="2" w:space="0" w:color="D0D0D0"/>
+              <w:right w:val="single" w:sz="2" w:space="0" w:color="D0D0D0"/>
+            </w:tcBorders>
+            <w:shd w:val="clear" w:color="auto" w:fill="F3F3F3"/>
+            <w:tcMar>
+              <w:top w:w="100" w:type="dxa"/>
+              <w:left w:w="140" w:type="dxa"/>
+              <w:bottom w:w="100" w:type="dxa"/>
+              <w:right w:w="140" w:type="dxa"/>
+            </w:tcMar>
+            <w:vAlign w:val="center"/>
+          </w:tcPr>
+          <w:p>
+            <w:r>
+              <w:rPr>
+                <w:b/>
+                <w:bCs/>
+                <w:sz w:val="20"/>
+                <w:szCs w:val="20"/>
+              </w:rPr>
+              <w:t xml:space="preserve">SWING</w:t>
+            </w:r>
+          </w:p>
+        </w:tc>
+        <w:tc>
+          <w:tcPr>
+            <w:tcW w:w="7860" w:type="dxa"/>
+            <w:tcBorders>
+              <w:top w:val="single" w:sz="2" w:space="0" w:color="D0D0D0"/>
+              <w:left w:val="single" w:sz="2" w:space="0" w:color="D0D0D0"/>
+              <w:bottom w:val="single" w:sz="2" w:space="0" w:color="D0D0D0"/>
+              <w:right w:val="single" w:sz="2" w:space="0" w:color="D0D0D0"/>
+            </w:tcBorders>
+            <w:shd w:val="clear" w:color="auto" w:fill="F8F8F8"/>
+            <w:tcMar>
+              <w:top w:w="100" w:type="dxa"/>
+              <w:left w:w="140" w:type="dxa"/>
+              <w:bottom w:w="100" w:type="dxa"/>
+              <w:right w:w="140" w:type="dxa"/>
+            </w:tcMar>
+            <w:vAlign w:val="center"/>
+          </w:tcPr>
+          <w:p>
+            <w:r>
+              <w:rPr>
+                <w:sz w:val="20"/>
+                <w:szCs w:val="20"/>
+              </w:rPr>
+              <w:t xml:space="preserve">Full bull/bear debate launched. Phi argues for holding; Theta argues for exiting. Gregor adjudicates with a HOLD bias injected into the prompt. GTC Limit order if exit verdict.</w:t>
+            </w:r>
+          </w:p>
+        </w:tc>
+      </w:tr>
+      <w:tr>
+        <w:tblPrEx>
+          <w:tblCellMar>
+            <w:top w:w="0" w:type="dxa"/>
+            <w:bottom w:w="0" w:type="dxa"/>
+          </w:tblCellMar>
+        </w:tblPrEx>
+        <w:tc>
+          <w:tcPr>
+            <w:tcW w:w="1500" w:type="dxa"/>
+            <w:tcBorders>
+              <w:top w:val="single" w:sz="2" w:space="0" w:color="D0D0D0"/>
+              <w:left w:val="single" w:sz="2" w:space="0" w:color="D0D0D0"/>
+              <w:bottom w:val="single" w:sz="2" w:space="0" w:color="D0D0D0"/>
+              <w:right w:val="single" w:sz="2" w:space="0" w:color="D0D0D0"/>
+            </w:tcBorders>
+            <w:shd w:val="clear" w:color="auto" w:fill="FAFAFA"/>
+            <w:tcMar>
+              <w:top w:w="100" w:type="dxa"/>
+              <w:left w:w="140" w:type="dxa"/>
+              <w:bottom w:w="100" w:type="dxa"/>
+              <w:right w:w="140" w:type="dxa"/>
+            </w:tcMar>
+            <w:vAlign w:val="center"/>
+          </w:tcPr>
+          <w:p>
+            <w:r>
+              <w:rPr>
+                <w:b/>
+                <w:bCs/>
+                <w:sz w:val="20"/>
+                <w:szCs w:val="20"/>
+              </w:rPr>
+              <w:t xml:space="preserve">IMMEDIATE</w:t>
+            </w:r>
+          </w:p>
+        </w:tc>
+        <w:tc>
+          <w:tcPr>
+            <w:tcW w:w="7860" w:type="dxa"/>
+            <w:tcBorders>
+              <w:top w:val="single" w:sz="2" w:space="0" w:color="D0D0D0"/>
+              <w:left w:val="single" w:sz="2" w:space="0" w:color="D0D0D0"/>
+              <w:bottom w:val="single" w:sz="2" w:space="0" w:color="D0D0D0"/>
+              <w:right w:val="single" w:sz="2" w:space="0" w:color="D0D0D0"/>
+            </w:tcBorders>
+            <w:shd w:val="clear" w:color="auto" w:fill="F8F8F8"/>
+            <w:tcMar>
+              <w:top w:w="100" w:type="dxa"/>
+              <w:left w:w="140" w:type="dxa"/>
+              <w:bottom w:w="100" w:type="dxa"/>
+              <w:right w:w="140" w:type="dxa"/>
+            </w:tcMar>
+            <w:vAlign w:val="center"/>
+          </w:tcPr>
+          <w:p>
+            <w:r>
+              <w:rPr>
+                <w:sz w:val="20"/>
+                <w:szCs w:val="20"/>
+              </w:rPr>
+              <w:t xml:space="preserve">Full debate launched with EXIT bias. Gregor's sell is overridden to Market order for fastest execution. Used when: position down &gt;ATR in one session, catalyst has fully reversed, or stop-loss level breached between watcher ticks.</w:t>
+            </w:r>
+          </w:p>
+        </w:tc>
+      </w:tr>
+    </w:tbl>
+    <w:p>
+      <w:pPr>
+        <w:spacing w:after="120"/>
+      </w:pPr>
+    </w:p>
+    <w:p>
+      <w:pPr>
+        <w:pStyle w:val="Heading2"/>
+        <w:spacing w:before="260"/>
+      </w:pPr>
+      <w:r>
+        <w:t>Mode 3: ESCALATING (Standard — No Defense)</w:t>
+      </w:r>
+    </w:p>
+    <w:p>
+      <w:pPr>
+        <w:spacing w:after="140"/>
+      </w:pPr>
+      <w:r>
+        <w:t xml:space="preserve">Normal council flow when Scout identifies a new opportunity (not a defense scenario). Scout → Phi → Theta → Gregor → Scribe. No changes from existing behavior. Output priority across all modes: TRADE AROUND &gt; DEFENSIVE &gt; ESCALATING &gt; QUIET.</w:t>
+      </w:r>
+    </w:p>
+    <w:p>
+      <w:pPr>
+        <w:pStyle w:val="Heading2"/>
+        <w:spacing w:before="260"/>
+      </w:pPr>
+      <w:r>
+        <w:t>Live Price Enrichment on DEFENSIVE Path</w:t>
+      </w:r>
+    </w:p>
+    <w:p>
+      <w:pPr>
+        <w:spacing w:after="140"/>
+      </w:pPr>
+      <w:r>
+        <w:t xml:space="preserve">ETFs do not have reliable candle data via the standard getHistoricalTechnicals() call, so DEFENSIVE outputs for durable assets had no current price context — Gregor was anchoring to stale training-data prices. Fixed in Rev 6: the DEFENSIVE branch in scout.assessInfo() now calls _enrichWithLivePrice() to fetch and patch the current quote price into the briefing before sending to council. No re-run of the full Scout analysis — just a price patch.</w:t>
+      </w:r>
+    </w:p>
+    <w:p>
+      <w:pPr>
+        <w:pStyle w:val="Heading1"/>
+        <w:pBdr>
+          <w:bottom w:val="single" w:sz="12" w:space="0" w:color="D4600A"/>
+        </w:pBdr>
+        <w:spacing w:before="440"/>
+      </w:pPr>
+      <w:r>
+        <w:t>19.  GREGOR OPPORTUNITY COST RULE</w:t>
+      </w:r>
+    </w:p>
+    <w:p>
+      <w:pPr>
+        <w:spacing w:after="140"/>
+      </w:pPr>
+      <w:r>
+        <w:t xml:space="preserve">Prior to Rev 6, Gregor could issue a WAIT verdict without justification. A WAIT on a well-set-up trade is not free — a missed 10% SWING is real money. The OPPORTUNITY COST rule enforces that WAIT is only a valid output in three specific conditions.</w:t>
+      </w:r>
+    </w:p>
+    <w:tbl>
+      <w:tblPr>
+        <w:tblW w:w="9360" w:type="dxa"/>
+        <w:tblBorders>
+          <w:top w:val="single" w:sz="4" w:space="0" w:color="auto"/>
+        </w:tblBorders>
+        <w:tblLook w:val="0000"/>
+      </w:tblPr>
+      <w:tblGrid>
+        <w:gridCol w:w="2500"/>
+        <w:gridCol w:w="6860"/>
+      </w:tblGrid>
+      <w:tr>
+        <w:tblPrEx>
+          <w:tblCellMar>
+            <w:top w:w="0" w:type="dxa"/>
+            <w:bottom w:w="0" w:type="dxa"/>
+          </w:tblCellMar>
+        </w:tblPrEx>
+        <w:tc>
+          <w:tcPr>
+            <w:tcW w:w="2500" w:type="dxa"/>
+            <w:tcBorders>
+              <w:top w:val="single" w:sz="2" w:space="0" w:color="D0D0D0"/>
+              <w:left w:val="single" w:sz="2" w:space="0" w:color="D0D0D0"/>
+              <w:bottom w:val="single" w:sz="2" w:space="0" w:color="D0D0D0"/>
+              <w:right w:val="single" w:sz="2" w:space="0" w:color="D0D0D0"/>
+            </w:tcBorders>
+            <w:shd w:val="clear" w:color="auto" w:fill="FAFAFA"/>
+            <w:tcMar>
+              <w:top w:w="100" w:type="dxa"/>
+              <w:left w:w="140" w:type="dxa"/>
+              <w:bottom w:w="100" w:type="dxa"/>
+              <w:right w:w="140" w:type="dxa"/>
+            </w:tcMar>
+            <w:vAlign w:val="center"/>
+          </w:tcPr>
+          <w:p>
+            <w:r>
+              <w:rPr>
+                <w:b/>
+                <w:bCs/>
+                <w:sz w:val="20"/>
+                <w:szCs w:val="20"/>
+              </w:rPr>
+              <w:t xml:space="preserve">Condition A: Price vs S1</w:t>
+            </w:r>
+          </w:p>
+        </w:tc>
+        <w:tc>
+          <w:tcPr>
+            <w:tcW w:w="6860" w:type="dxa"/>
+            <w:tcBorders>
+              <w:top w:val="single" w:sz="2" w:space="0" w:color="D0D0D0"/>
+              <w:left w:val="single" w:sz="2" w:space="0" w:color="D0D0D0"/>
+              <w:bottom w:val="single" w:sz="2" w:space="0" w:color="D0D0D0"/>
+              <w:right w:val="single" w:sz="2" w:space="0" w:color="D0D0D0"/>
+            </w:tcBorders>
+            <w:shd w:val="clear" w:color="auto" w:fill="F8F8F8"/>
+            <w:tcMar>
+              <w:top w:w="100" w:type="dxa"/>
+              <w:left w:w="140" w:type="dxa"/>
+              <w:bottom w:w="100" w:type="dxa"/>
+              <w:right w:w="140" w:type="dxa"/>
+            </w:tcMar>
+            <w:vAlign w:val="center"/>
+          </w:tcPr>
+          <w:p>
+            <w:r>
+              <w:rPr>
+                <w:sz w:val="20"/>
+                <w:szCs w:val="20"/>
+              </w:rPr>
+              <w:t xml:space="preserve">Current price is &gt;1.5×ATR above S1. Entry is chasing — waiting for a pull-back to S1 is legitimate. Gregor must state: "Current price $X is 1.5×ATR above S1 $Y — waiting for pull-back."</w:t>
+            </w:r>
+          </w:p>
+        </w:tc>
+      </w:tr>
+      <w:tr>
+        <w:tblPrEx>
+          <w:tblCellMar>
+            <w:top w:w="0" w:type="dxa"/>
+            <w:bottom w:w="0" w:type="dxa"/>
+          </w:tblCellMar>
+        </w:tblPrEx>
+        <w:tc>
+          <w:tcPr>
+            <w:tcW w:w="2500" w:type="dxa"/>
+            <w:tcBorders>
+              <w:top w:val="single" w:sz="2" w:space="0" w:color="D0D0D0"/>
+              <w:left w:val="single" w:sz="2" w:space="0" w:color="D0D0D0"/>
+              <w:bottom w:val="single" w:sz="2" w:space="0" w:color="D0D0D0"/>
+              <w:right w:val="single" w:sz="2" w:space="0" w:color="D0D0D0"/>
+            </w:tcBorders>
+            <w:shd w:val="clear" w:color="auto" w:fill="F3F3F3"/>
+            <w:tcMar>
+              <w:top w:w="100" w:type="dxa"/>
+              <w:left w:w="140" w:type="dxa"/>
+              <w:bottom w:w="100" w:type="dxa"/>
+              <w:right w:w="140" w:type="dxa"/>
+            </w:tcMar>
+            <w:vAlign w:val="center"/>
+          </w:tcPr>
+          <w:p>
+            <w:r>
+              <w:rPr>
+                <w:b/>
+                <w:bCs/>
+                <w:sz w:val="20"/>
+                <w:szCs w:val="20"/>
+              </w:rPr>
+              <w:t xml:space="preserve">Condition B: PDT=0 + INTRADAY</w:t>
+            </w:r>
+          </w:p>
+        </w:tc>
+        <w:tc>
+          <w:tcPr>
+            <w:tcW w:w="6860" w:type="dxa"/>
+            <w:tcBorders>
+              <w:top w:val="single" w:sz="2" w:space="0" w:color="D0D0D0"/>
+              <w:left w:val="single" w:sz="2" w:space="0" w:color="D0D0D0"/>
+              <w:bottom w:val="single" w:sz="2" w:space="0" w:color="D0D0D0"/>
+              <w:right w:val="single" w:sz="2" w:space="0" w:color="D0D0D0"/>
+            </w:tcBorders>
+            <w:shd w:val="clear" w:color="auto" w:fill="F8F8F8"/>
+            <w:tcMar>
+              <w:top w:w="100" w:type="dxa"/>
+              <w:left w:w="140" w:type="dxa"/>
+              <w:bottom w:w="100" w:type="dxa"/>
+              <w:right w:w="140" w:type="dxa"/>
+            </w:tcMar>
+            <w:vAlign w:val="center"/>
+          </w:tcPr>
+          <w:p>
+            <w:r>
+              <w:rPr>
+                <w:sz w:val="20"/>
+                <w:szCs w:val="20"/>
+              </w:rPr>
+              <w:t xml:space="preserve">Zero day trades remaining and Scout classified the setup as INTRADAY. Using the last day trade on a borderline signal is prohibited. Gregor must note the PDT count explicitly.</w:t>
+            </w:r>
+          </w:p>
+        </w:tc>
+      </w:tr>
+      <w:tr>
+        <w:tblPrEx>
+          <w:tblCellMar>
+            <w:top w:w="0" w:type="dxa"/>
+            <w:bottom w:w="0" w:type="dxa"/>
+          </w:tblCellMar>
+        </w:tblPrEx>
+        <w:tc>
+          <w:tcPr>
+            <w:tcW w:w="2500" w:type="dxa"/>
+            <w:tcBorders>
+              <w:top w:val="single" w:sz="2" w:space="0" w:color="D0D0D0"/>
+              <w:left w:val="single" w:sz="2" w:space="0" w:color="D0D0D0"/>
+              <w:bottom w:val="single" w:sz="2" w:space="0" w:color="D0D0D0"/>
+              <w:right w:val="single" w:sz="2" w:space="0" w:color="D0D0D0"/>
+            </w:tcBorders>
+            <w:shd w:val="clear" w:color="auto" w:fill="FAFAFA"/>
+            <w:tcMar>
+              <w:top w:w="100" w:type="dxa"/>
+              <w:left w:w="140" w:type="dxa"/>
+              <w:bottom w:w="100" w:type="dxa"/>
+              <w:right w:w="140" w:type="dxa"/>
+            </w:tcMar>
+            <w:vAlign w:val="center"/>
+          </w:tcPr>
+          <w:p>
+            <w:r>
+              <w:rPr>
+                <w:b/>
+                <w:bCs/>
+                <w:sz w:val="20"/>
+                <w:szCs w:val="20"/>
+              </w:rPr>
+              <w:t xml:space="preserve">Condition C: Open Order Exists</w:t>
+            </w:r>
+          </w:p>
+        </w:tc>
+        <w:tc>
+          <w:tcPr>
+            <w:tcW w:w="6860" w:type="dxa"/>
+            <w:tcBorders>
+              <w:top w:val="single" w:sz="2" w:space="0" w:color="D0D0D0"/>
+              <w:left w:val="single" w:sz="2" w:space="0" w:color="D0D0D0"/>
+              <w:bottom w:val="single" w:sz="2" w:space="0" w:color="D0D0D0"/>
+              <w:right w:val="single" w:sz="2" w:space="0" w:color="D0D0D0"/>
+            </w:tcBorders>
+            <w:shd w:val="clear" w:color="auto" w:fill="F8F8F8"/>
+            <w:tcMar>
+              <w:top w:w="100" w:type="dxa"/>
+              <w:left w:w="140" w:type="dxa"/>
+              <w:bottom w:w="100" w:type="dxa"/>
+              <w:right w:w="140" w:type="dxa"/>
+            </w:tcMar>
+            <w:vAlign w:val="center"/>
+          </w:tcPr>
+          <w:p>
+            <w:r>
+              <w:rPr>
+                <w:sz w:val="20"/>
+                <w:szCs w:val="20"/>
+              </w:rPr>
+              <w:t xml:space="preserve">An existing open order for the same ticker is already working. Doubling the position without the first fill is prohibited. Gregor must reference the open order.</w:t>
+            </w:r>
+          </w:p>
+        </w:tc>
+      </w:tr>
+      <w:tr>
+        <w:tblPrEx>
+          <w:tblCellMar>
+            <w:top w:w="0" w:type="dxa"/>
+            <w:bottom w:w="0" w:type="dxa"/>
+          </w:tblCellMar>
+        </w:tblPrEx>
+        <w:tc>
+          <w:tcPr>
+            <w:tcW w:w="2500" w:type="dxa"/>
+            <w:tcBorders>
+              <w:top w:val="single" w:sz="2" w:space="0" w:color="D0D0D0"/>
+              <w:left w:val="single" w:sz="2" w:space="0" w:color="D0D0D0"/>
+              <w:bottom w:val="single" w:sz="2" w:space="0" w:color="D0D0D0"/>
+              <w:right w:val="single" w:sz="2" w:space="0" w:color="D0D0D0"/>
+            </w:tcBorders>
+            <w:shd w:val="clear" w:color="auto" w:fill="F3F3F3"/>
+            <w:tcMar>
+              <w:top w:w="100" w:type="dxa"/>
+              <w:left w:w="140" w:type="dxa"/>
+              <w:bottom w:w="100" w:type="dxa"/>
+              <w:right w:w="140" w:type="dxa"/>
+            </w:tcMar>
+            <w:vAlign w:val="center"/>
+          </w:tcPr>
+          <w:p>
+            <w:r>
+              <w:rPr>
+                <w:b/>
+                <w:bCs/>
+                <w:sz w:val="20"/>
+                <w:szCs w:val="20"/>
+              </w:rPr>
+              <w:t xml:space="preserve">All other WAITs</w:t>
+            </w:r>
+          </w:p>
+        </w:tc>
+        <w:tc>
+          <w:tcPr>
+            <w:tcW w:w="6860" w:type="dxa"/>
+            <w:tcBorders>
+              <w:top w:val="single" w:sz="2" w:space="0" w:color="D0D0D0"/>
+              <w:left w:val="single" w:sz="2" w:space="0" w:color="D0D0D0"/>
+              <w:bottom w:val="single" w:sz="2" w:space="0" w:color="D0D0D0"/>
+              <w:right w:val="single" w:sz="2" w:space="0" w:color="D0D0D0"/>
+            </w:tcBorders>
+            <w:shd w:val="clear" w:color="auto" w:fill="F8F8F8"/>
+            <w:tcMar>
+              <w:top w:w="100" w:type="dxa"/>
+              <w:left w:w="140" w:type="dxa"/>
+              <w:bottom w:w="100" w:type="dxa"/>
+              <w:right w:w="140" w:type="dxa"/>
+            </w:tcMar>
+            <w:vAlign w:val="center"/>
+          </w:tcPr>
+          <w:p>
+            <w:r>
+              <w:rPr>
+                <w:sz w:val="20"/>
+                <w:szCs w:val="20"/>
+              </w:rPr>
+              <w:t xml:space="preserve">Rejected unless Gregor provides a NEXT_TRIGGER field — a specific condition that would change the verdict (e.g., "NEXT_TRIGGER: price pulls back to S1=$X" or "NEXT_TRIGGER: catalyst confirmed by press release"). WAITs without NEXT_TRIGGER are treated as execution failures in the Scribe review.</w:t>
+            </w:r>
+          </w:p>
+        </w:tc>
+      </w:tr>
+    </w:tbl>
+    <w:p>
+      <w:pPr>
+        <w:spacing w:after="120"/>
+      </w:pPr>
+    </w:p>
+    <w:p>
+      <w:pPr>
+        <w:pBdr>
+          <w:top w:val="single" w:sz="2" w:space="0" w:color="E8904A"/>
+          <w:left w:val="single" w:sz="14" w:space="0" w:color="D4600A"/>
+          <w:bottom w:val="single" w:sz="2" w:space="0" w:color="E8904A"/>
+        </w:pBdr>
+        <w:shd w:val="clear" w:color="auto" w:fill="FEF3EC"/>
+        <w:spacing w:before="160" w:after="200"/>
+        <w:ind w:left="240" w:right="240"/>
+      </w:pPr>
       <w:r>
         <w:rPr>
           <w:i/>
@@ -14370,34 +14277,317 @@
           <w:sz w:val="20"/>
           <w:szCs w:val="20"/>
         </w:rPr>
-        <w:t xml:space="preserve">-type=module -e "import('./lib/llm/council/utils/providers.mjs').then(m=&gt;m.listModels('cerebras', </w:t>
-      </w:r>
-      <w:proofErr w:type="spellStart"/>
-      <w:r>
-        <w:rPr>
-          <w:i/>
-          <w:iCs/>
-          <w:color w:val="8B4000"/>
-          <w:sz w:val="20"/>
-          <w:szCs w:val="20"/>
-        </w:rPr>
-        <w:t>process.env.CEREBRAS_API_KEY</w:t>
-      </w:r>
-      <w:proofErr w:type="spellEnd"/>
-      <w:r>
-        <w:rPr>
-          <w:i/>
-          <w:iCs/>
-          <w:color w:val="8B4000"/>
-          <w:sz w:val="20"/>
-          <w:szCs w:val="20"/>
-        </w:rPr>
-        <w:t>))" to fetch the live list from that provider's /v1/models endpoint.</w:t>
+        <w:t xml:space="preserve">Note:  The NEXT_TRIGGER field was added to Gregor's output format in Rev 6. Scribe now flags any WAIT verdict that lacks NEXT_TRIGGER as a 'reasoning gap' in its council ratings.</w:t>
       </w:r>
     </w:p>
     <w:p>
       <w:pPr>
-        <w:spacing w:before="400"/>
+        <w:pStyle w:val="Heading1"/>
+        <w:pBdr>
+          <w:bottom w:val="single" w:sz="12" w:space="0" w:color="D4600A"/>
+        </w:pBdr>
+        <w:spacing w:before="440"/>
+      </w:pPr>
+      <w:r>
+        <w:t>20.  COST BASIS &amp; PORTFOLIO TRANSPARENCY</w:t>
+      </w:r>
+    </w:p>
+    <w:p>
+      <w:pPr>
+        <w:spacing w:after="140"/>
+      </w:pPr>
+      <w:r>
+        <w:t xml:space="preserve">Prior to Rev 6, stringifyPortfolio() showed each position as "SYMBOL: X shares @ $P | PnL: Y%". Agents could not compute the breakeven price without guessing. This was a root cause of the ITA DEFENSIVE trade where Gregor used a hallucinated $223 exit price when the actual average cost was ~$215.</w:t>
+      </w:r>
+    </w:p>
+    <w:p>
+      <w:pPr>
+        <w:spacing w:after="140"/>
+      </w:pPr>
+      <w:r>
+        <w:t xml:space="preserve">Updated format: "SYMBOL: X shares @ $P | cost=$C | PnL: Y% (+$Z)". Every agent — Scout, Phi, Theta, Gregor — now sees the average cost basis and computed dollar P&amp;L on every sweep. This enables Gregor to compute the exact breakeven price, Phi to state the R/R from cost basis rather than current price, and Theta to flag when a stop-loss below cost basis would lock in a realized loss.</w:t>
+      </w:r>
+    </w:p>
+    <w:tbl>
+      <w:tblPr>
+        <w:tblW w:w="9360" w:type="dxa"/>
+        <w:tblBorders>
+          <w:top w:val="single" w:sz="4" w:space="0" w:color="auto"/>
+        </w:tblBorders>
+        <w:tblLook w:val="0000"/>
+      </w:tblPr>
+      <w:tblGrid>
+        <w:gridCol w:w="2000"/>
+        <w:gridCol w:w="7360"/>
+      </w:tblGrid>
+      <w:tr>
+        <w:tblPrEx>
+          <w:tblCellMar>
+            <w:top w:w="0" w:type="dxa"/>
+            <w:bottom w:w="0" w:type="dxa"/>
+          </w:tblCellMar>
+        </w:tblPrEx>
+        <w:tc>
+          <w:tcPr>
+            <w:tcW w:w="2000" w:type="dxa"/>
+            <w:tcBorders>
+              <w:top w:val="single" w:sz="2" w:space="0" w:color="D0D0D0"/>
+              <w:left w:val="single" w:sz="2" w:space="0" w:color="D0D0D0"/>
+              <w:bottom w:val="single" w:sz="2" w:space="0" w:color="D0D0D0"/>
+              <w:right w:val="single" w:sz="2" w:space="0" w:color="D0D0D0"/>
+            </w:tcBorders>
+            <w:shd w:val="clear" w:color="auto" w:fill="FAFAFA"/>
+            <w:tcMar>
+              <w:top w:w="100" w:type="dxa"/>
+              <w:left w:w="140" w:type="dxa"/>
+              <w:bottom w:w="100" w:type="dxa"/>
+              <w:right w:w="140" w:type="dxa"/>
+            </w:tcMar>
+            <w:vAlign w:val="center"/>
+          </w:tcPr>
+          <w:p>
+            <w:r>
+              <w:rPr>
+                <w:b/>
+                <w:bCs/>
+                <w:sz w:val="20"/>
+                <w:szCs w:val="20"/>
+              </w:rPr>
+              <w:t xml:space="preserve">Old format</w:t>
+            </w:r>
+          </w:p>
+        </w:tc>
+        <w:tc>
+          <w:tcPr>
+            <w:tcW w:w="7360" w:type="dxa"/>
+            <w:tcBorders>
+              <w:top w:val="single" w:sz="2" w:space="0" w:color="D0D0D0"/>
+              <w:left w:val="single" w:sz="2" w:space="0" w:color="D0D0D0"/>
+              <w:bottom w:val="single" w:sz="2" w:space="0" w:color="D0D0D0"/>
+              <w:right w:val="single" w:sz="2" w:space="0" w:color="D0D0D0"/>
+            </w:tcBorders>
+            <w:shd w:val="clear" w:color="auto" w:fill="F8F8F8"/>
+            <w:tcMar>
+              <w:top w:w="100" w:type="dxa"/>
+              <w:left w:w="140" w:type="dxa"/>
+              <w:bottom w:w="100" w:type="dxa"/>
+              <w:right w:w="140" w:type="dxa"/>
+            </w:tcMar>
+            <w:vAlign w:val="center"/>
+          </w:tcPr>
+          <w:p>
+            <w:r>
+              <w:rPr>
+                <w:sz w:val="20"/>
+                <w:szCs w:val="20"/>
+              </w:rPr>
+              <w:t xml:space="preserve">ITA: 5 shares @ $214.77 | PnL: -3.2%</w:t>
+            </w:r>
+          </w:p>
+        </w:tc>
+      </w:tr>
+      <w:tr>
+        <w:tblPrEx>
+          <w:tblCellMar>
+            <w:top w:w="0" w:type="dxa"/>
+            <w:bottom w:w="0" w:type="dxa"/>
+          </w:tblCellMar>
+        </w:tblPrEx>
+        <w:tc>
+          <w:tcPr>
+            <w:tcW w:w="2000" w:type="dxa"/>
+            <w:tcBorders>
+              <w:top w:val="single" w:sz="2" w:space="0" w:color="D0D0D0"/>
+              <w:left w:val="single" w:sz="2" w:space="0" w:color="D0D0D0"/>
+              <w:bottom w:val="single" w:sz="2" w:space="0" w:color="D0D0D0"/>
+              <w:right w:val="single" w:sz="2" w:space="0" w:color="D0D0D0"/>
+            </w:tcBorders>
+            <w:shd w:val="clear" w:color="auto" w:fill="F3F3F3"/>
+            <w:tcMar>
+              <w:top w:w="100" w:type="dxa"/>
+              <w:left w:w="140" w:type="dxa"/>
+              <w:bottom w:w="100" w:type="dxa"/>
+              <w:right w:w="140" w:type="dxa"/>
+            </w:tcMar>
+            <w:vAlign w:val="center"/>
+          </w:tcPr>
+          <w:p>
+            <w:r>
+              <w:rPr>
+                <w:b/>
+                <w:bCs/>
+                <w:sz w:val="20"/>
+                <w:szCs w:val="20"/>
+              </w:rPr>
+              <w:t xml:space="preserve">New format</w:t>
+            </w:r>
+          </w:p>
+        </w:tc>
+        <w:tc>
+          <w:tcPr>
+            <w:tcW w:w="7360" w:type="dxa"/>
+            <w:tcBorders>
+              <w:top w:val="single" w:sz="2" w:space="0" w:color="D0D0D0"/>
+              <w:left w:val="single" w:sz="2" w:space="0" w:color="D0D0D0"/>
+              <w:bottom w:val="single" w:sz="2" w:space="0" w:color="D0D0D0"/>
+              <w:right w:val="single" w:sz="2" w:space="0" w:color="D0D0D0"/>
+            </w:tcBorders>
+            <w:shd w:val="clear" w:color="auto" w:fill="F8F8F8"/>
+            <w:tcMar>
+              <w:top w:w="100" w:type="dxa"/>
+              <w:left w:w="140" w:type="dxa"/>
+              <w:bottom w:w="100" w:type="dxa"/>
+              <w:right w:w="140" w:type="dxa"/>
+            </w:tcMar>
+            <w:vAlign w:val="center"/>
+          </w:tcPr>
+          <w:p>
+            <w:r>
+              <w:rPr>
+                <w:sz w:val="20"/>
+                <w:szCs w:val="20"/>
+              </w:rPr>
+              <w:t xml:space="preserve">ITA: 5 shares @ $214.77 | cost=$222.11 | PnL: -3.2% (-$36.70)</w:t>
+            </w:r>
+          </w:p>
+        </w:tc>
+      </w:tr>
+      <w:tr>
+        <w:tblPrEx>
+          <w:tblCellMar>
+            <w:top w:w="0" w:type="dxa"/>
+            <w:bottom w:w="0" w:type="dxa"/>
+          </w:tblCellMar>
+        </w:tblPrEx>
+        <w:tc>
+          <w:tcPr>
+            <w:tcW w:w="2000" w:type="dxa"/>
+            <w:tcBorders>
+              <w:top w:val="single" w:sz="2" w:space="0" w:color="D0D0D0"/>
+              <w:left w:val="single" w:sz="2" w:space="0" w:color="D0D0D0"/>
+              <w:bottom w:val="single" w:sz="2" w:space="0" w:color="D0D0D0"/>
+              <w:right w:val="single" w:sz="2" w:space="0" w:color="D0D0D0"/>
+            </w:tcBorders>
+            <w:shd w:val="clear" w:color="auto" w:fill="FAFAFA"/>
+            <w:tcMar>
+              <w:top w:w="100" w:type="dxa"/>
+              <w:left w:w="140" w:type="dxa"/>
+              <w:bottom w:w="100" w:type="dxa"/>
+              <w:right w:w="140" w:type="dxa"/>
+            </w:tcMar>
+            <w:vAlign w:val="center"/>
+          </w:tcPr>
+          <w:p>
+            <w:r>
+              <w:rPr>
+                <w:b/>
+                <w:bCs/>
+                <w:sz w:val="20"/>
+                <w:szCs w:val="20"/>
+              </w:rPr>
+              <w:t xml:space="preserve">TRADE AROUND usage</w:t>
+            </w:r>
+          </w:p>
+        </w:tc>
+        <w:tc>
+          <w:tcPr>
+            <w:tcW w:w="7360" w:type="dxa"/>
+            <w:tcBorders>
+              <w:top w:val="single" w:sz="2" w:space="0" w:color="D0D0D0"/>
+              <w:left w:val="single" w:sz="2" w:space="0" w:color="D0D0D0"/>
+              <w:bottom w:val="single" w:sz="2" w:space="0" w:color="D0D0D0"/>
+              <w:right w:val="single" w:sz="2" w:space="0" w:color="D0D0D0"/>
+            </w:tcBorders>
+            <w:shd w:val="clear" w:color="auto" w:fill="F8F8F8"/>
+            <w:tcMar>
+              <w:top w:w="100" w:type="dxa"/>
+              <w:left w:w="140" w:type="dxa"/>
+              <w:bottom w:w="100" w:type="dxa"/>
+              <w:right w:w="140" w:type="dxa"/>
+            </w:tcMar>
+            <w:vAlign w:val="center"/>
+          </w:tcPr>
+          <w:p>
+            <w:r>
+              <w:rPr>
+                <w:sz w:val="20"/>
+                <w:szCs w:val="20"/>
+              </w:rPr>
+              <w:t xml:space="preserve">Scout reads avg_cost to compute breakeven sell target. UNDERWATER scenario: sell_target = avg_cost + 0.5% (covers slippage). PROFIT_TAKE scenario: sell_target = current R1 from technical data.</w:t>
+            </w:r>
+          </w:p>
+        </w:tc>
+      </w:tr>
+      <w:tr>
+        <w:tblPrEx>
+          <w:tblCellMar>
+            <w:top w:w="0" w:type="dxa"/>
+            <w:bottom w:w="0" w:type="dxa"/>
+          </w:tblCellMar>
+        </w:tblPrEx>
+        <w:tc>
+          <w:tcPr>
+            <w:tcW w:w="2000" w:type="dxa"/>
+            <w:tcBorders>
+              <w:top w:val="single" w:sz="2" w:space="0" w:color="D0D0D0"/>
+              <w:left w:val="single" w:sz="2" w:space="0" w:color="D0D0D0"/>
+              <w:bottom w:val="single" w:sz="2" w:space="0" w:color="D0D0D0"/>
+              <w:right w:val="single" w:sz="2" w:space="0" w:color="D0D0D0"/>
+            </w:tcBorders>
+            <w:shd w:val="clear" w:color="auto" w:fill="F3F3F3"/>
+            <w:tcMar>
+              <w:top w:w="100" w:type="dxa"/>
+              <w:left w:w="140" w:type="dxa"/>
+              <w:bottom w:w="100" w:type="dxa"/>
+              <w:right w:w="140" w:type="dxa"/>
+            </w:tcMar>
+            <w:vAlign w:val="center"/>
+          </w:tcPr>
+          <w:p>
+            <w:r>
+              <w:rPr>
+                <w:b/>
+                <w:bCs/>
+                <w:sz w:val="20"/>
+                <w:szCs w:val="20"/>
+              </w:rPr>
+              <w:t xml:space="preserve">Gregor usage</w:t>
+            </w:r>
+          </w:p>
+        </w:tc>
+        <w:tc>
+          <w:tcPr>
+            <w:tcW w:w="7360" w:type="dxa"/>
+            <w:tcBorders>
+              <w:top w:val="single" w:sz="2" w:space="0" w:color="D0D0D0"/>
+              <w:left w:val="single" w:sz="2" w:space="0" w:color="D0D0D0"/>
+              <w:bottom w:val="single" w:sz="2" w:space="0" w:color="D0D0D0"/>
+              <w:right w:val="single" w:sz="2" w:space="0" w:color="D0D0D0"/>
+            </w:tcBorders>
+            <w:shd w:val="clear" w:color="auto" w:fill="F8F8F8"/>
+            <w:tcMar>
+              <w:top w:w="100" w:type="dxa"/>
+              <w:left w:w="140" w:type="dxa"/>
+              <w:bottom w:w="100" w:type="dxa"/>
+              <w:right w:w="140" w:type="dxa"/>
+            </w:tcMar>
+            <w:vAlign w:val="center"/>
+          </w:tcPr>
+          <w:p>
+            <w:r>
+              <w:rPr>
+                <w:sz w:val="20"/>
+                <w:szCs w:val="20"/>
+              </w:rPr>
+              <w:t xml:space="preserve">For DEFENSIVE exits: "Position has a cost basis of $X. Selling at $Y locks in a -Z% realized loss. If durable asset, recommend TRADE AROUND at $X+0.5% instead."</w:t>
+            </w:r>
+          </w:p>
+        </w:tc>
+      </w:tr>
+    </w:tbl>
+    <w:p>
+      <w:pPr>
+        <w:spacing w:after="120"/>
       </w:pPr>
     </w:p>
     <w:p>
@@ -14412,7 +14602,7 @@
           <w:sz w:val="18"/>
           <w:szCs w:val="18"/>
         </w:rPr>
-        <w:t>CRUCIX REDLINE  ·  Confidential  ·  Internal Architecture Document  ·  Rev 5  ·  April 2026</w:t>
+        <w:t>CRUCIX REDLINE  ·  Confidential  ·  Internal Architecture Document  ·  Rev 6  ·  April 2026</w:t>
       </w:r>
     </w:p>
     <w:sectPr>
